--- a/Разбор/Школьная спецификация/7 класс Спецификация_Сверка.docx
+++ b/Разбор/Школьная спецификация/7 класс Спецификация_Сверка.docx
@@ -12,25 +12,9 @@
       <w:r>
         <w:rPr>
           <w:b/>
-          <w:sz w:val="28"/>
           <w:lang w:val="ru-RU"/>
         </w:rPr>
-        <w:t>7 класс Спецификация.doc — Сверка</w:t>
-      </w:r>
-    </w:p>
-    <w:p>
-      <w:pPr>
-        <w:spacing w:after="80"/>
-        <w:rPr>
-          <w:lang w:val="ru-RU"/>
-        </w:rPr>
-      </w:pPr>
-      <w:r>
-        <w:rPr>
-          <w:b/>
-          <w:lang w:val="ru-RU"/>
-        </w:rPr>
-        <w:t>0. Источник спецификации</w:t>
+        <w:t>Источник спецификации</w:t>
       </w:r>
     </w:p>
     <w:tbl>
@@ -383,12 +367,14 @@
       <w:pPr>
         <w:spacing w:after="80"/>
       </w:pPr>
+      <w:proofErr w:type="spellStart"/>
       <w:r>
         <w:rPr>
           <w:b/>
         </w:rPr>
-        <w:t>1. Описание</w:t>
+        <w:t>Описание</w:t>
       </w:r>
+      <w:proofErr w:type="spellEnd"/>
     </w:p>
     <w:tbl>
       <w:tblPr>
@@ -460,14 +446,7 @@
                 <w:sz w:val="20"/>
                 <w:lang w:val="ru-RU"/>
               </w:rPr>
-              <w:t>Итоговая диагностическая работа; не ориентирована на опре</w:t>
-            </w:r>
-            <w:r>
-              <w:rPr>
-                <w:sz w:val="20"/>
-                <w:lang w:val="ru-RU"/>
-              </w:rPr>
-              <w:t>делённый учебник: «её содержание соответствует всем учебникам» (спецификация, п. 2)</w:t>
+              <w:t>Итоговая диагностическая работа; не ориентирована на определённый учебник: «её содержание соответствует всем учебникам» (спецификация, п. 2)</w:t>
             </w:r>
           </w:p>
         </w:tc>
@@ -750,14 +729,7 @@
                 <w:sz w:val="20"/>
                 <w:lang w:val="ru-RU"/>
               </w:rPr>
-              <w:t>Время н</w:t>
-            </w:r>
-            <w:r>
-              <w:rPr>
-                <w:sz w:val="20"/>
-                <w:lang w:val="ru-RU"/>
-              </w:rPr>
-              <w:t>а инструктаж и раздачу работы</w:t>
+              <w:t>Время на инструктаж и раздачу работы</w:t>
             </w:r>
           </w:p>
         </w:tc>
@@ -1240,14 +1212,7 @@
                 <w:sz w:val="20"/>
                 <w:lang w:val="ru-RU"/>
               </w:rPr>
-              <w:t xml:space="preserve">Критерии </w:t>
-            </w:r>
-            <w:r>
-              <w:rPr>
-                <w:sz w:val="20"/>
-                <w:lang w:val="ru-RU"/>
-              </w:rPr>
-              <w:t>оценивания заданий с баллами 2 и 7 (задания 15, 16, 19)</w:t>
+              <w:t>Критерии оценивания заданий с баллами 2 и 7 (задания 15, 16, 19)</w:t>
             </w:r>
           </w:p>
         </w:tc>
@@ -1326,24 +1291,66 @@
     </w:tbl>
     <w:p>
       <w:pPr>
-        <w:spacing w:after="40"/>
+        <w:spacing w:after="80"/>
+        <w:rPr>
+          <w:b/>
+        </w:rPr>
+      </w:pPr>
+    </w:p>
+    <w:p>
+      <w:pPr>
+        <w:spacing w:after="80"/>
+        <w:rPr>
+          <w:b/>
+        </w:rPr>
       </w:pPr>
     </w:p>
     <w:p>
       <w:pPr>
         <w:spacing w:after="80"/>
       </w:pPr>
+      <w:proofErr w:type="spellStart"/>
       <w:r>
         <w:rPr>
           <w:b/>
         </w:rPr>
-        <w:t>2. Задания по спецификации</w:t>
+        <w:lastRenderedPageBreak/>
+        <w:t>Задания</w:t>
       </w:r>
+      <w:proofErr w:type="spellEnd"/>
+      <w:r>
+        <w:rPr>
+          <w:b/>
+        </w:rPr>
+        <w:t xml:space="preserve"> </w:t>
+      </w:r>
+      <w:proofErr w:type="spellStart"/>
+      <w:r>
+        <w:rPr>
+          <w:b/>
+        </w:rPr>
+        <w:t>по</w:t>
+      </w:r>
+      <w:proofErr w:type="spellEnd"/>
+      <w:r>
+        <w:rPr>
+          <w:b/>
+        </w:rPr>
+        <w:t xml:space="preserve"> </w:t>
+      </w:r>
+      <w:proofErr w:type="spellStart"/>
+      <w:r>
+        <w:rPr>
+          <w:b/>
+        </w:rPr>
+        <w:t>спецификации</w:t>
+      </w:r>
+      <w:proofErr w:type="spellEnd"/>
     </w:p>
     <w:tbl>
       <w:tblPr>
         <w:tblStyle w:val="aff0"/>
-        <w:tblW w:w="0" w:type="auto"/>
+        <w:tblW w:w="15276" w:type="dxa"/>
         <w:tblLayout w:type="fixed"/>
         <w:tblLook w:val="04A0" w:firstRow="1" w:lastRow="0" w:firstColumn="1" w:lastColumn="0" w:noHBand="0" w:noVBand="1"/>
       </w:tblPr>
@@ -1353,7 +1360,7 @@
         <w:gridCol w:w="5272"/>
         <w:gridCol w:w="1134"/>
         <w:gridCol w:w="1984"/>
-        <w:gridCol w:w="1417"/>
+        <w:gridCol w:w="2521"/>
       </w:tblGrid>
       <w:tr>
         <w:tc>
@@ -1428,7 +1435,7 @@
         </w:tc>
         <w:tc>
           <w:tcPr>
-            <w:tcW w:w="1417" w:type="dxa"/>
+            <w:tcW w:w="2521" w:type="dxa"/>
           </w:tcPr>
           <w:p>
             <w:r>
@@ -1436,14 +1443,7 @@
                 <w:b/>
                 <w:sz w:val="20"/>
               </w:rPr>
-              <w:t>Балл</w:t>
-            </w:r>
-            <w:r>
-              <w:rPr>
-                <w:b/>
-                <w:sz w:val="20"/>
-              </w:rPr>
-              <w:t xml:space="preserve"> (по спецификации)</w:t>
+              <w:t>Балл (по спецификации)</w:t>
             </w:r>
           </w:p>
         </w:tc>
@@ -1516,7 +1516,7 @@
         </w:tc>
         <w:tc>
           <w:tcPr>
-            <w:tcW w:w="1417" w:type="dxa"/>
+            <w:tcW w:w="2521" w:type="dxa"/>
           </w:tcPr>
           <w:p>
             <w:r>
@@ -1596,7 +1596,7 @@
         </w:tc>
         <w:tc>
           <w:tcPr>
-            <w:tcW w:w="1417" w:type="dxa"/>
+            <w:tcW w:w="2521" w:type="dxa"/>
           </w:tcPr>
           <w:p>
             <w:r>
@@ -1676,7 +1676,7 @@
         </w:tc>
         <w:tc>
           <w:tcPr>
-            <w:tcW w:w="1417" w:type="dxa"/>
+            <w:tcW w:w="2521" w:type="dxa"/>
           </w:tcPr>
           <w:p>
             <w:r>
@@ -1724,13 +1724,7 @@
               <w:rPr>
                 <w:sz w:val="20"/>
               </w:rPr>
-              <w:t xml:space="preserve">Знание </w:t>
-            </w:r>
-            <w:r>
-              <w:rPr>
-                <w:sz w:val="20"/>
-              </w:rPr>
-              <w:t>фактов истории культуры</w:t>
+              <w:t>Знание фактов истории культуры</w:t>
             </w:r>
           </w:p>
         </w:tc>
@@ -1762,7 +1756,7 @@
         </w:tc>
         <w:tc>
           <w:tcPr>
-            <w:tcW w:w="1417" w:type="dxa"/>
+            <w:tcW w:w="2521" w:type="dxa"/>
           </w:tcPr>
           <w:p>
             <w:r>
@@ -1842,7 +1836,7 @@
         </w:tc>
         <w:tc>
           <w:tcPr>
-            <w:tcW w:w="1417" w:type="dxa"/>
+            <w:tcW w:w="2521" w:type="dxa"/>
           </w:tcPr>
           <w:p>
             <w:r>
@@ -1922,7 +1916,7 @@
         </w:tc>
         <w:tc>
           <w:tcPr>
-            <w:tcW w:w="1417" w:type="dxa"/>
+            <w:tcW w:w="2521" w:type="dxa"/>
           </w:tcPr>
           <w:p>
             <w:r>
@@ -2002,7 +1996,7 @@
         </w:tc>
         <w:tc>
           <w:tcPr>
-            <w:tcW w:w="1417" w:type="dxa"/>
+            <w:tcW w:w="2521" w:type="dxa"/>
           </w:tcPr>
           <w:p>
             <w:r>
@@ -2082,7 +2076,7 @@
         </w:tc>
         <w:tc>
           <w:tcPr>
-            <w:tcW w:w="1417" w:type="dxa"/>
+            <w:tcW w:w="2521" w:type="dxa"/>
           </w:tcPr>
           <w:p>
             <w:r>
@@ -2162,7 +2156,7 @@
         </w:tc>
         <w:tc>
           <w:tcPr>
-            <w:tcW w:w="1417" w:type="dxa"/>
+            <w:tcW w:w="2521" w:type="dxa"/>
           </w:tcPr>
           <w:p>
             <w:r>
@@ -2242,7 +2236,7 @@
         </w:tc>
         <w:tc>
           <w:tcPr>
-            <w:tcW w:w="1417" w:type="dxa"/>
+            <w:tcW w:w="2521" w:type="dxa"/>
           </w:tcPr>
           <w:p>
             <w:r>
@@ -2322,7 +2316,7 @@
         </w:tc>
         <w:tc>
           <w:tcPr>
-            <w:tcW w:w="1417" w:type="dxa"/>
+            <w:tcW w:w="2521" w:type="dxa"/>
           </w:tcPr>
           <w:p>
             <w:r>
@@ -2402,7 +2396,7 @@
         </w:tc>
         <w:tc>
           <w:tcPr>
-            <w:tcW w:w="1417" w:type="dxa"/>
+            <w:tcW w:w="2521" w:type="dxa"/>
           </w:tcPr>
           <w:p>
             <w:r>
@@ -2488,7 +2482,7 @@
         </w:tc>
         <w:tc>
           <w:tcPr>
-            <w:tcW w:w="1417" w:type="dxa"/>
+            <w:tcW w:w="2521" w:type="dxa"/>
           </w:tcPr>
           <w:p>
             <w:r>
@@ -2574,7 +2568,7 @@
         </w:tc>
         <w:tc>
           <w:tcPr>
-            <w:tcW w:w="1417" w:type="dxa"/>
+            <w:tcW w:w="2521" w:type="dxa"/>
           </w:tcPr>
           <w:p>
             <w:r>
@@ -2654,7 +2648,7 @@
         </w:tc>
         <w:tc>
           <w:tcPr>
-            <w:tcW w:w="1417" w:type="dxa"/>
+            <w:tcW w:w="2521" w:type="dxa"/>
           </w:tcPr>
           <w:p>
             <w:r>
@@ -2734,7 +2728,7 @@
         </w:tc>
         <w:tc>
           <w:tcPr>
-            <w:tcW w:w="1417" w:type="dxa"/>
+            <w:tcW w:w="2521" w:type="dxa"/>
           </w:tcPr>
           <w:p>
             <w:r>
@@ -2814,7 +2808,7 @@
         </w:tc>
         <w:tc>
           <w:tcPr>
-            <w:tcW w:w="1417" w:type="dxa"/>
+            <w:tcW w:w="2521" w:type="dxa"/>
           </w:tcPr>
           <w:p>
             <w:r>
@@ -2900,7 +2894,7 @@
         </w:tc>
         <w:tc>
           <w:tcPr>
-            <w:tcW w:w="1417" w:type="dxa"/>
+            <w:tcW w:w="2521" w:type="dxa"/>
           </w:tcPr>
           <w:p>
             <w:r>
@@ -2986,7 +2980,7 @@
         </w:tc>
         <w:tc>
           <w:tcPr>
-            <w:tcW w:w="1417" w:type="dxa"/>
+            <w:tcW w:w="2521" w:type="dxa"/>
           </w:tcPr>
           <w:p>
             <w:r>
@@ -3001,7 +2995,7 @@
     </w:tbl>
     <w:p>
       <w:pPr>
-        <w:spacing w:after="40"/>
+        <w:spacing w:after="80"/>
       </w:pPr>
     </w:p>
     <w:p>
@@ -3016,14 +3010,7 @@
           <w:b/>
           <w:lang w:val="ru-RU"/>
         </w:rPr>
-        <w:t xml:space="preserve">3. Сверка внутренних данных </w:t>
-      </w:r>
-      <w:r>
-        <w:rPr>
-          <w:b/>
-          <w:lang w:val="ru-RU"/>
-        </w:rPr>
-        <w:t>(проверка, сделанная мной по тексту и таблице)</w:t>
+        <w:t>Сверка внутренних данных (проверка, сделанная мной по тексту и таблице)</w:t>
       </w:r>
     </w:p>
     <w:tbl>
@@ -3374,52 +3361,63 @@
     </w:p>
     <w:p/>
     <w:p>
+      <w:pPr>
+        <w:rPr>
+          <w:lang w:val="ru-RU"/>
+        </w:rPr>
+      </w:pPr>
       <w:r>
         <w:rPr>
-          <w:rFonts w:ascii="Times New Roman" w:hAnsi="Times New Roman"/>
           <w:b/>
           <w:sz w:val="28"/>
+          <w:lang w:val="ru-RU"/>
         </w:rPr>
-        <w:t>4. Сверка спецификации с проведённой работой от 21.09.2026</w:t>
+        <w:t xml:space="preserve">Сверка спецификации с проведённой работой от </w:t>
+      </w:r>
+      <w:r>
+        <w:rPr>
+          <w:b/>
+          <w:sz w:val="28"/>
+          <w:lang w:val="ru-RU"/>
+        </w:rPr>
+        <w:t>21.09.2026</w:t>
       </w:r>
     </w:p>
     <w:tbl>
       <w:tblPr>
         <w:tblStyle w:val="aff0"/>
-        <w:tblW w:type="auto" w:w="0"/>
-        <w:tblLook w:firstColumn="1" w:firstRow="1" w:lastColumn="0" w:lastRow="0" w:noHBand="0" w:noVBand="1" w:val="04A0"/>
+        <w:tblW w:w="0" w:type="auto"/>
+        <w:tblLook w:val="04A0" w:firstRow="1" w:lastRow="0" w:firstColumn="1" w:lastColumn="0" w:noHBand="0" w:noVBand="1"/>
       </w:tblPr>
       <w:tblGrid>
-        <w:gridCol w:w="4933"/>
-        <w:gridCol w:w="4933"/>
-        <w:gridCol w:w="4933"/>
+        <w:gridCol w:w="4499"/>
+        <w:gridCol w:w="5269"/>
+        <w:gridCol w:w="5246"/>
       </w:tblGrid>
       <w:tr>
         <w:tc>
           <w:tcPr>
-            <w:tcW w:type="dxa" w:w="3685"/>
-          </w:tcPr>
-          <w:p>
-            <w:r/>
-            <w:r>
-              <w:rPr>
-                <w:rFonts w:ascii="Times New Roman" w:hAnsi="Times New Roman"/>
+            <w:tcW w:w="4499" w:type="dxa"/>
+          </w:tcPr>
+          <w:p>
+            <w:proofErr w:type="spellStart"/>
+            <w:r>
+              <w:rPr>
                 <w:b/>
                 <w:sz w:val="20"/>
               </w:rPr>
               <w:t>Показатель</w:t>
             </w:r>
-          </w:p>
-        </w:tc>
-        <w:tc>
-          <w:tcPr>
-            <w:tcW w:type="dxa" w:w="5811"/>
-          </w:tcPr>
-          <w:p>
-            <w:r/>
-            <w:r>
-              <w:rPr>
-                <w:rFonts w:ascii="Times New Roman" w:hAnsi="Times New Roman"/>
+            <w:proofErr w:type="spellEnd"/>
+          </w:p>
+        </w:tc>
+        <w:tc>
+          <w:tcPr>
+            <w:tcW w:w="5269" w:type="dxa"/>
+          </w:tcPr>
+          <w:p>
+            <w:r>
+              <w:rPr>
                 <w:b/>
                 <w:sz w:val="20"/>
               </w:rPr>
@@ -3429,13 +3427,11 @@
         </w:tc>
         <w:tc>
           <w:tcPr>
-            <w:tcW w:type="dxa" w:w="5811"/>
-          </w:tcPr>
-          <w:p>
-            <w:r/>
-            <w:r>
-              <w:rPr>
-                <w:rFonts w:ascii="Times New Roman" w:hAnsi="Times New Roman"/>
+            <w:tcW w:w="5246" w:type="dxa"/>
+          </w:tcPr>
+          <w:p>
+            <w:r>
+              <w:rPr>
                 <w:b/>
                 <w:sz w:val="20"/>
               </w:rPr>
@@ -3447,28 +3443,25 @@
       <w:tr>
         <w:tc>
           <w:tcPr>
-            <w:tcW w:type="dxa" w:w="3685"/>
-          </w:tcPr>
-          <w:p>
-            <w:r/>
-            <w:r>
-              <w:rPr>
-                <w:rFonts w:ascii="Times New Roman" w:hAnsi="Times New Roman"/>
-                <w:sz w:val="20"/>
-              </w:rPr>
+            <w:tcW w:w="4499" w:type="dxa"/>
+          </w:tcPr>
+          <w:p>
+            <w:r>
+              <w:rPr>
+                <w:sz w:val="20"/>
+              </w:rPr>
+              <w:lastRenderedPageBreak/>
               <w:t>Число заданий</w:t>
             </w:r>
           </w:p>
         </w:tc>
         <w:tc>
           <w:tcPr>
-            <w:tcW w:type="dxa" w:w="5811"/>
-          </w:tcPr>
-          <w:p>
-            <w:r/>
-            <w:r>
-              <w:rPr>
-                <w:rFonts w:ascii="Times New Roman" w:hAnsi="Times New Roman"/>
+            <w:tcW w:w="5269" w:type="dxa"/>
+          </w:tcPr>
+          <w:p>
+            <w:r>
+              <w:rPr>
                 <w:sz w:val="20"/>
               </w:rPr>
               <w:t>19</w:t>
@@ -3477,13 +3470,11 @@
         </w:tc>
         <w:tc>
           <w:tcPr>
-            <w:tcW w:type="dxa" w:w="5811"/>
-          </w:tcPr>
-          <w:p>
-            <w:r/>
-            <w:r>
-              <w:rPr>
-                <w:rFonts w:ascii="Times New Roman" w:hAnsi="Times New Roman"/>
+            <w:tcW w:w="5246" w:type="dxa"/>
+          </w:tcPr>
+          <w:p>
+            <w:r>
+              <w:rPr>
                 <w:sz w:val="20"/>
               </w:rPr>
               <w:t>30</w:t>
@@ -3494,13 +3485,11 @@
       <w:tr>
         <w:tc>
           <w:tcPr>
-            <w:tcW w:type="dxa" w:w="3685"/>
-          </w:tcPr>
-          <w:p>
-            <w:r/>
-            <w:r>
-              <w:rPr>
-                <w:rFonts w:ascii="Times New Roman" w:hAnsi="Times New Roman"/>
+            <w:tcW w:w="4499" w:type="dxa"/>
+          </w:tcPr>
+          <w:p>
+            <w:r>
+              <w:rPr>
                 <w:sz w:val="20"/>
               </w:rPr>
               <w:t>Максимальный балл</w:t>
@@ -3509,13 +3498,11 @@
         </w:tc>
         <w:tc>
           <w:tcPr>
-            <w:tcW w:type="dxa" w:w="5811"/>
-          </w:tcPr>
-          <w:p>
-            <w:r/>
-            <w:r>
-              <w:rPr>
-                <w:rFonts w:ascii="Times New Roman" w:hAnsi="Times New Roman"/>
+            <w:tcW w:w="5269" w:type="dxa"/>
+          </w:tcPr>
+          <w:p>
+            <w:r>
+              <w:rPr>
                 <w:sz w:val="20"/>
               </w:rPr>
               <w:t>27</w:t>
@@ -3524,13 +3511,11 @@
         </w:tc>
         <w:tc>
           <w:tcPr>
-            <w:tcW w:type="dxa" w:w="5811"/>
-          </w:tcPr>
-          <w:p>
-            <w:r/>
-            <w:r>
-              <w:rPr>
-                <w:rFonts w:ascii="Times New Roman" w:hAnsi="Times New Roman"/>
+            <w:tcW w:w="5246" w:type="dxa"/>
+          </w:tcPr>
+          <w:p>
+            <w:r>
+              <w:rPr>
                 <w:sz w:val="20"/>
               </w:rPr>
               <w:t>23</w:t>
@@ -3541,13 +3526,11 @@
       <w:tr>
         <w:tc>
           <w:tcPr>
-            <w:tcW w:type="dxa" w:w="3685"/>
-          </w:tcPr>
-          <w:p>
-            <w:r/>
-            <w:r>
-              <w:rPr>
-                <w:rFonts w:ascii="Times New Roman" w:hAnsi="Times New Roman"/>
+            <w:tcW w:w="4499" w:type="dxa"/>
+          </w:tcPr>
+          <w:p>
+            <w:r>
+              <w:rPr>
                 <w:sz w:val="20"/>
               </w:rPr>
               <w:t>Тайминг по заданиям</w:t>
@@ -3556,13 +3539,11 @@
         </w:tc>
         <w:tc>
           <w:tcPr>
-            <w:tcW w:type="dxa" w:w="5811"/>
-          </w:tcPr>
-          <w:p>
-            <w:r/>
-            <w:r>
-              <w:rPr>
-                <w:rFonts w:ascii="Times New Roman" w:hAnsi="Times New Roman"/>
+            <w:tcW w:w="5269" w:type="dxa"/>
+          </w:tcPr>
+          <w:p>
+            <w:r>
+              <w:rPr>
                 <w:sz w:val="20"/>
               </w:rPr>
               <w:t>расписан по заданиям</w:t>
@@ -3571,147 +3552,266 @@
         </w:tc>
         <w:tc>
           <w:tcPr>
-            <w:tcW w:type="dxa" w:w="5811"/>
-          </w:tcPr>
-          <w:p>
-            <w:r/>
-            <w:r>
-              <w:rPr>
-                <w:rFonts w:ascii="Times New Roman" w:hAnsi="Times New Roman"/>
+            <w:tcW w:w="5246" w:type="dxa"/>
+          </w:tcPr>
+          <w:p>
+            <w:r>
+              <w:rPr>
                 <w:sz w:val="20"/>
               </w:rPr>
               <w:t>не обозначен</w:t>
             </w:r>
           </w:p>
-        </w:tc>
-      </w:tr>
-      <w:tr>
-        <w:tc>
-          <w:tcPr>
-            <w:tcW w:type="dxa" w:w="4933"/>
-          </w:tcPr>
-          <w:p/>
-        </w:tc>
-        <w:tc>
-          <w:tcPr>
-            <w:tcW w:type="dxa" w:w="4933"/>
-          </w:tcPr>
-          <w:p/>
-        </w:tc>
-        <w:tc>
-          <w:tcPr>
-            <w:tcW w:type="dxa" w:w="4933"/>
-          </w:tcPr>
-          <w:p/>
         </w:tc>
       </w:tr>
     </w:tbl>
-    <w:p/>
     <w:p>
+      <w:pPr>
+        <w:spacing w:before="100" w:beforeAutospacing="1" w:after="100" w:afterAutospacing="1" w:line="240" w:lineRule="auto"/>
+        <w:rPr>
+          <w:rFonts w:cs="Times New Roman"/>
+          <w:i/>
+          <w:iCs/>
+          <w:sz w:val="24"/>
+          <w:szCs w:val="24"/>
+          <w:lang w:val="ru-RU" w:eastAsia="ru-RU"/>
+        </w:rPr>
+      </w:pPr>
       <w:r>
         <w:rPr>
-          <w:rFonts w:ascii="Times New Roman" w:hAnsi="Times New Roman"/>
-          <w:b/>
-          <w:i w:val="0"/>
-          <w:sz w:val="28"/>
+          <w:rFonts w:cs="Times New Roman"/>
+          <w:i/>
+          <w:iCs/>
+          <w:sz w:val="24"/>
+          <w:szCs w:val="24"/>
+          <w:lang w:val="ru-RU" w:eastAsia="ru-RU"/>
         </w:rPr>
-        <w:t>Комментарий</w:t>
-      </w:r>
-    </w:p>
-    <w:p>
-      <w:r>
-        <w:rPr>
-          <w:rFonts w:ascii="Times New Roman" w:hAnsi="Times New Roman"/>
-          <w:b w:val="0"/>
-          <w:i/>
-          <w:sz w:val="28"/>
-        </w:rPr>
-        <w:t>Школьная спецификация — это скачанный из сети и откорректированный шаблон.</w:t>
+        <w:t>Результат проверки 13.10.2026</w:t>
       </w:r>
     </w:p>
     <w:p>
       <w:pPr>
-        <w:pStyle w:val="a0"/>
+        <w:spacing w:before="100" w:beforeAutospacing="1" w:after="100" w:afterAutospacing="1" w:line="240" w:lineRule="auto"/>
+        <w:rPr>
+          <w:rFonts w:cs="Times New Roman"/>
+          <w:sz w:val="24"/>
+          <w:szCs w:val="24"/>
+          <w:lang w:val="ru-RU" w:eastAsia="ru-RU"/>
+        </w:rPr>
       </w:pPr>
       <w:r>
         <w:rPr>
-          <w:rFonts w:ascii="Times New Roman" w:hAnsi="Times New Roman"/>
-          <w:b w:val="0"/>
-          <w:i w:val="0"/>
-          <w:sz w:val="28"/>
+          <w:rFonts w:cs="Times New Roman"/>
+          <w:i/>
+          <w:iCs/>
+          <w:sz w:val="24"/>
+          <w:szCs w:val="24"/>
+          <w:lang w:val="ru-RU" w:eastAsia="ru-RU"/>
         </w:rPr>
-        <w:t>Результат поиска в интернете и сверки с публикациями (проверка 13.10.2026): школьный файл (7 класс) на две трети дословно совпадает с публикацией сайта «Инфоурок» — «Контрольно-измерительные материалы история 7 класс ФГОС» (страница 3753356, 29.05.2019).</w:t>
+        <w:t>Данная</w:t>
       </w:r>
-    </w:p>
-    <w:p>
-      <w:pPr>
-        <w:pStyle w:val="a0"/>
-      </w:pPr>
       <w:r>
         <w:rPr>
-          <w:rFonts w:ascii="Times New Roman" w:hAnsi="Times New Roman"/>
-          <w:b w:val="0"/>
-          <w:i w:val="0"/>
-          <w:sz w:val="28"/>
+          <w:rFonts w:cs="Times New Roman"/>
+          <w:i/>
+          <w:iCs/>
+          <w:sz w:val="24"/>
+          <w:szCs w:val="24"/>
+          <w:lang w:val="ru-RU" w:eastAsia="ru-RU"/>
         </w:rPr>
-        <w:t>Все фирменные опечатки шаблона — «Знание фатов», «вилам деятельности», «каждого заданий» — воспроизведены в школьном файле.</w:t>
+        <w:t xml:space="preserve"> спецификация — это скачанный из сети </w:t>
       </w:r>
-    </w:p>
-    <w:p>
-      <w:pPr>
-        <w:pStyle w:val="a0"/>
-      </w:pPr>
       <w:r>
         <w:rPr>
-          <w:rFonts w:ascii="Times New Roman" w:hAnsi="Times New Roman"/>
-          <w:b w:val="0"/>
-          <w:i w:val="0"/>
-          <w:sz w:val="28"/>
+          <w:rFonts w:cs="Times New Roman"/>
+          <w:i/>
+          <w:iCs/>
+          <w:sz w:val="24"/>
+          <w:szCs w:val="24"/>
+          <w:lang w:val="ru-RU" w:eastAsia="ru-RU"/>
         </w:rPr>
-        <w:t>Спецификация описывает работу на 19 заданий (27 баллов).</w:t>
+        <w:t>текст спецификации для проведения и</w:t>
       </w:r>
-    </w:p>
-    <w:p>
-      <w:pPr>
-        <w:pStyle w:val="a0"/>
-      </w:pPr>
       <w:r>
         <w:rPr>
-          <w:rFonts w:ascii="Times New Roman" w:hAnsi="Times New Roman"/>
-          <w:b w:val="0"/>
-          <w:i w:val="0"/>
-          <w:sz w:val="28"/>
+          <w:rFonts w:cs="Times New Roman"/>
+          <w:i/>
+          <w:iCs/>
+          <w:sz w:val="24"/>
+          <w:szCs w:val="24"/>
+          <w:lang w:val="ru-RU" w:eastAsia="ru-RU"/>
         </w:rPr>
-        <w:t>Спецификация выдана 09.10.2026 — через 18 дней после работы и через 18 дней после выставления «2». Оценка не может обосновываться документом, который появился после неё и описывает не эту работу.</w:t>
+        <w:t>тогов</w:t>
       </w:r>
-    </w:p>
-    <w:p>
-      <w:pPr>
-        <w:pStyle w:val="a0"/>
-      </w:pPr>
       <w:r>
         <w:rPr>
-          <w:rFonts w:ascii="Times New Roman" w:hAnsi="Times New Roman"/>
-          <w:b w:val="0"/>
-          <w:i w:val="0"/>
-          <w:sz w:val="28"/>
+          <w:rFonts w:cs="Times New Roman"/>
+          <w:i/>
+          <w:iCs/>
+          <w:sz w:val="24"/>
+          <w:szCs w:val="24"/>
+          <w:lang w:val="ru-RU" w:eastAsia="ru-RU"/>
         </w:rPr>
-        <w:t>В самом школьном файле — несогласованности: «Б - 11, П - 6, В - 1» — это 18, а заявлено 19 заданий.</w:t>
+        <w:t>ой</w:t>
       </w:r>
-    </w:p>
-    <w:p>
       <w:r>
         <w:rPr>
-          <w:rFonts w:ascii="Times New Roman" w:hAnsi="Times New Roman"/>
-          <w:b/>
-          <w:i w:val="0"/>
-          <w:sz w:val="28"/>
+          <w:rFonts w:cs="Times New Roman"/>
+          <w:i/>
+          <w:iCs/>
+          <w:sz w:val="24"/>
+          <w:szCs w:val="24"/>
+          <w:lang w:val="ru-RU" w:eastAsia="ru-RU"/>
         </w:rPr>
-        <w:t>Вывод: первая работа — 21.09.2026 — проводилась вообще без какой-либо спецификации.</w:t>
+        <w:t xml:space="preserve"> диагностическ</w:t>
+      </w:r>
+      <w:r>
+        <w:rPr>
+          <w:rFonts w:cs="Times New Roman"/>
+          <w:i/>
+          <w:iCs/>
+          <w:sz w:val="24"/>
+          <w:szCs w:val="24"/>
+          <w:lang w:val="ru-RU" w:eastAsia="ru-RU"/>
+        </w:rPr>
+        <w:t>ой</w:t>
+      </w:r>
+      <w:r>
+        <w:rPr>
+          <w:rFonts w:cs="Times New Roman"/>
+          <w:i/>
+          <w:iCs/>
+          <w:sz w:val="24"/>
+          <w:szCs w:val="24"/>
+          <w:lang w:val="ru-RU" w:eastAsia="ru-RU"/>
+        </w:rPr>
+        <w:t xml:space="preserve"> работ</w:t>
+      </w:r>
+      <w:r>
+        <w:rPr>
+          <w:rFonts w:cs="Times New Roman"/>
+          <w:i/>
+          <w:iCs/>
+          <w:sz w:val="24"/>
+          <w:szCs w:val="24"/>
+          <w:lang w:val="ru-RU" w:eastAsia="ru-RU"/>
+        </w:rPr>
+        <w:t>ы по истории за 7 класс</w:t>
+      </w:r>
+      <w:r>
+        <w:rPr>
+          <w:rFonts w:cs="Times New Roman"/>
+          <w:i/>
+          <w:iCs/>
+          <w:sz w:val="24"/>
+          <w:szCs w:val="24"/>
+          <w:lang w:val="ru-RU" w:eastAsia="ru-RU"/>
+        </w:rPr>
+        <w:t>.</w:t>
+      </w:r>
+      <w:r>
+        <w:rPr>
+          <w:rFonts w:cs="Times New Roman"/>
+          <w:i/>
+          <w:iCs/>
+          <w:sz w:val="24"/>
+          <w:szCs w:val="24"/>
+          <w:lang w:val="ru-RU" w:eastAsia="ru-RU"/>
+        </w:rPr>
+        <w:t xml:space="preserve"> Документ </w:t>
+      </w:r>
+      <w:r>
+        <w:rPr>
+          <w:rFonts w:cs="Times New Roman"/>
+          <w:i/>
+          <w:iCs/>
+          <w:sz w:val="24"/>
+          <w:szCs w:val="24"/>
+          <w:lang w:val="ru-RU" w:eastAsia="ru-RU"/>
+        </w:rPr>
+        <w:t xml:space="preserve">не готов к применению как инструмент оценивания так как в нем в нём присутствуют внутренние расхождения, </w:t>
+      </w:r>
+      <w:r>
+        <w:rPr>
+          <w:rFonts w:cs="Times New Roman"/>
+          <w:i/>
+          <w:iCs/>
+          <w:sz w:val="24"/>
+          <w:szCs w:val="24"/>
+          <w:lang w:val="ru-RU" w:eastAsia="ru-RU"/>
+        </w:rPr>
+        <w:t xml:space="preserve">отсутствуют </w:t>
+      </w:r>
+      <w:r>
+        <w:rPr>
+          <w:rFonts w:cs="Times New Roman"/>
+          <w:i/>
+          <w:iCs/>
+          <w:sz w:val="24"/>
+          <w:szCs w:val="24"/>
+          <w:lang w:val="ru-RU" w:eastAsia="ru-RU"/>
+        </w:rPr>
+        <w:t>шкала перевода баллов в отметку</w:t>
+      </w:r>
+      <w:r>
+        <w:rPr>
+          <w:rFonts w:cs="Times New Roman"/>
+          <w:i/>
+          <w:iCs/>
+          <w:sz w:val="24"/>
+          <w:szCs w:val="24"/>
+          <w:lang w:val="ru-RU" w:eastAsia="ru-RU"/>
+        </w:rPr>
+        <w:t xml:space="preserve">, </w:t>
+      </w:r>
+      <w:r>
+        <w:rPr>
+          <w:rFonts w:cs="Times New Roman"/>
+          <w:i/>
+          <w:iCs/>
+          <w:sz w:val="24"/>
+          <w:szCs w:val="24"/>
+          <w:lang w:val="ru-RU" w:eastAsia="ru-RU"/>
+        </w:rPr>
+        <w:t>а продолжительность теста в це</w:t>
+      </w:r>
+      <w:r>
+        <w:rPr>
+          <w:rFonts w:cs="Times New Roman"/>
+          <w:i/>
+          <w:iCs/>
+          <w:sz w:val="24"/>
+          <w:szCs w:val="24"/>
+          <w:lang w:val="ru-RU" w:eastAsia="ru-RU"/>
+        </w:rPr>
+        <w:t>ло</w:t>
+      </w:r>
+      <w:r>
+        <w:rPr>
+          <w:rFonts w:cs="Times New Roman"/>
+          <w:i/>
+          <w:iCs/>
+          <w:sz w:val="24"/>
+          <w:szCs w:val="24"/>
+          <w:lang w:val="ru-RU" w:eastAsia="ru-RU"/>
+        </w:rPr>
+        <w:t>м не адаптирована под продолжительность урока Школы.</w:t>
+      </w:r>
+      <w:r>
+        <w:rPr>
+          <w:rFonts w:cs="Times New Roman"/>
+          <w:i/>
+          <w:iCs/>
+          <w:sz w:val="24"/>
+          <w:szCs w:val="24"/>
+          <w:lang w:val="ru-RU" w:eastAsia="ru-RU"/>
+        </w:rPr>
+        <w:t xml:space="preserve"> Не соответствует проведенной проверочной работе от 21.09.2026 г</w:t>
       </w:r>
     </w:p>
     <w:sectPr>
       <w:headerReference w:type="default" r:id="rId8"/>
+      <w:footerReference w:type="default" r:id="rId9"/>
       <w:pgSz w:w="16838" w:h="11906" w:orient="landscape"/>
       <w:pgMar w:top="907" w:right="1020" w:bottom="907" w:left="1020" w:header="720" w:footer="720" w:gutter="0"/>
       <w:cols w:space="720"/>
@@ -3746,6 +3846,122 @@
 </w:endnotes>
 </file>
 
+<file path=word/footer1.xml><?xml version="1.0" encoding="utf-8"?>
+<w:ftr xmlns:wpc="http://schemas.microsoft.com/office/word/2010/wordprocessingCanvas" xmlns:cx="http://schemas.microsoft.com/office/drawing/2014/chartex" xmlns:cx1="http://schemas.microsoft.com/office/drawing/2015/9/8/chartex" xmlns:cx2="http://schemas.microsoft.com/office/drawing/2015/10/21/chartex" xmlns:cx3="http://schemas.microsoft.com/office/drawing/2016/5/9/chartex" xmlns:cx4="http://schemas.microsoft.com/office/drawing/2016/5/10/chartex" xmlns:cx5="http://schemas.microsoft.com/office/drawing/2016/5/11/chartex" xmlns:cx6="http://schemas.microsoft.com/office/drawing/2016/5/12/chartex" xmlns:cx7="http://schemas.microsoft.com/office/drawing/2016/5/13/chartex" xmlns:cx8="http://schemas.microsoft.com/office/drawing/2016/5/14/chartex" xmlns:mc="http://schemas.openxmlformats.org/markup-compatibility/2006" xmlns:aink="http://schemas.microsoft.com/office/drawing/2016/ink" xmlns:am3d="http://schemas.microsoft.com/office/drawing/2017/model3d" xmlns:o="urn:schemas-microsoft-com:office:office" xmlns:r="http://schemas.openxmlformats.org/officeDocument/2006/relationships" xmlns:m="http://schemas.openxmlformats.org/officeDocument/2006/math" xmlns:v="urn:schemas-microsoft-com:vml" xmlns:wp14="http://schemas.microsoft.com/office/word/2010/wordprocessingDrawing" xmlns:wp="http://schemas.openxmlformats.org/drawingml/2006/wordprocessingDrawing" xmlns:w10="urn:schemas-microsoft-com:office:word" xmlns:w="http://schemas.openxmlformats.org/wordprocessingml/2006/main" xmlns:w14="http://schemas.microsoft.com/office/word/2010/wordml" xmlns:w15="http://schemas.microsoft.com/office/word/2012/wordml" xmlns:w16cex="http://schemas.microsoft.com/office/word/2018/wordml/cex" xmlns:w16cid="http://schemas.microsoft.com/office/word/2016/wordml/cid" xmlns:w16="http://schemas.microsoft.com/office/word/2018/wordml" xmlns:w16sdtdh="http://schemas.microsoft.com/office/word/2020/wordml/sdtdatahash" xmlns:w16se="http://schemas.microsoft.com/office/word/2015/wordml/symex" xmlns:wpg="http://schemas.microsoft.com/office/word/2010/wordprocessingGroup" xmlns:wpi="http://schemas.microsoft.com/office/word/2010/wordprocessingInk" xmlns:wne="http://schemas.microsoft.com/office/word/2006/wordml" xmlns:wps="http://schemas.microsoft.com/office/word/2010/wordprocessingShape" mc:Ignorable="w14 w15 w16se w16cid w16 w16cex w16sdtdh wp14">
+  <w:p>
+    <w:pPr>
+      <w:tabs>
+        <w:tab w:val="center" w:pos="4550"/>
+        <w:tab w:val="left" w:pos="5818"/>
+      </w:tabs>
+      <w:ind w:right="260"/>
+      <w:jc w:val="right"/>
+      <w:rPr>
+        <w:sz w:val="16"/>
+        <w:szCs w:val="16"/>
+      </w:rPr>
+    </w:pPr>
+    <w:r>
+      <w:rPr>
+        <w:spacing w:val="60"/>
+        <w:sz w:val="16"/>
+        <w:szCs w:val="16"/>
+        <w:lang w:val="ru-RU"/>
+      </w:rPr>
+      <w:t>Страница</w:t>
+    </w:r>
+    <w:r>
+      <w:rPr>
+        <w:sz w:val="16"/>
+        <w:szCs w:val="16"/>
+        <w:lang w:val="ru-RU"/>
+      </w:rPr>
+      <w:t xml:space="preserve"> </w:t>
+    </w:r>
+    <w:r>
+      <w:rPr>
+        <w:sz w:val="16"/>
+        <w:szCs w:val="16"/>
+      </w:rPr>
+      <w:fldChar w:fldCharType="begin"/>
+    </w:r>
+    <w:r>
+      <w:rPr>
+        <w:sz w:val="16"/>
+        <w:szCs w:val="16"/>
+      </w:rPr>
+      <w:instrText>PAGE   \* MERGEFORMAT</w:instrText>
+    </w:r>
+    <w:r>
+      <w:rPr>
+        <w:sz w:val="16"/>
+        <w:szCs w:val="16"/>
+      </w:rPr>
+      <w:fldChar w:fldCharType="separate"/>
+    </w:r>
+    <w:r>
+      <w:rPr>
+        <w:sz w:val="16"/>
+        <w:szCs w:val="16"/>
+        <w:lang w:val="ru-RU"/>
+      </w:rPr>
+      <w:t>1</w:t>
+    </w:r>
+    <w:r>
+      <w:rPr>
+        <w:sz w:val="16"/>
+        <w:szCs w:val="16"/>
+      </w:rPr>
+      <w:fldChar w:fldCharType="end"/>
+    </w:r>
+    <w:r>
+      <w:rPr>
+        <w:sz w:val="16"/>
+        <w:szCs w:val="16"/>
+        <w:lang w:val="ru-RU"/>
+      </w:rPr>
+      <w:t xml:space="preserve"> | </w:t>
+    </w:r>
+    <w:r>
+      <w:rPr>
+        <w:sz w:val="16"/>
+        <w:szCs w:val="16"/>
+      </w:rPr>
+      <w:fldChar w:fldCharType="begin"/>
+    </w:r>
+    <w:r>
+      <w:rPr>
+        <w:sz w:val="16"/>
+        <w:szCs w:val="16"/>
+      </w:rPr>
+      <w:instrText>NUMPAGES  \* Arabic  \* MERGEFORMAT</w:instrText>
+    </w:r>
+    <w:r>
+      <w:rPr>
+        <w:sz w:val="16"/>
+        <w:szCs w:val="16"/>
+      </w:rPr>
+      <w:fldChar w:fldCharType="separate"/>
+    </w:r>
+    <w:r>
+      <w:rPr>
+        <w:sz w:val="16"/>
+        <w:szCs w:val="16"/>
+        <w:lang w:val="ru-RU"/>
+      </w:rPr>
+      <w:t>1</w:t>
+    </w:r>
+    <w:r>
+      <w:rPr>
+        <w:sz w:val="16"/>
+        <w:szCs w:val="16"/>
+      </w:rPr>
+      <w:fldChar w:fldCharType="end"/>
+    </w:r>
+  </w:p>
+</w:ftr>
+</file>
+
 <file path=word/footnotes.xml><?xml version="1.0" encoding="utf-8"?>
 <w:footnotes xmlns:wpc="http://schemas.microsoft.com/office/word/2010/wordprocessingCanvas" xmlns:cx="http://schemas.microsoft.com/office/drawing/2014/chartex" xmlns:cx1="http://schemas.microsoft.com/office/drawing/2015/9/8/chartex" xmlns:cx2="http://schemas.microsoft.com/office/drawing/2015/10/21/chartex" xmlns:cx3="http://schemas.microsoft.com/office/drawing/2016/5/9/chartex" xmlns:cx4="http://schemas.microsoft.com/office/drawing/2016/5/10/chartex" xmlns:cx5="http://schemas.microsoft.com/office/drawing/2016/5/11/chartex" xmlns:cx6="http://schemas.microsoft.com/office/drawing/2016/5/12/chartex" xmlns:cx7="http://schemas.microsoft.com/office/drawing/2016/5/13/chartex" xmlns:cx8="http://schemas.microsoft.com/office/drawing/2016/5/14/chartex" xmlns:mc="http://schemas.openxmlformats.org/markup-compatibility/2006" xmlns:aink="http://schemas.microsoft.com/office/drawing/2016/ink" xmlns:am3d="http://schemas.microsoft.com/office/drawing/2017/model3d" xmlns:o="urn:schemas-microsoft-com:office:office" xmlns:r="http://schemas.openxmlformats.org/officeDocument/2006/relationships" xmlns:m="http://schemas.openxmlformats.org/officeDocument/2006/math" xmlns:v="urn:schemas-microsoft-com:vml" xmlns:wp14="http://schemas.microsoft.com/office/word/2010/wordprocessingDrawing" xmlns:wp="http://schemas.openxmlformats.org/drawingml/2006/wordprocessingDrawing" xmlns:w10="urn:schemas-microsoft-com:office:word" xmlns:w="http://schemas.openxmlformats.org/wordprocessingml/2006/main" xmlns:w14="http://schemas.microsoft.com/office/word/2010/wordml" xmlns:w15="http://schemas.microsoft.com/office/word/2012/wordml" xmlns:w16cex="http://schemas.microsoft.com/office/word/2018/wordml/cex" xmlns:w16cid="http://schemas.microsoft.com/office/word/2016/wordml/cid" xmlns:w16="http://schemas.microsoft.com/office/word/2018/wordml" xmlns:w16sdtdh="http://schemas.microsoft.com/office/word/2020/wordml/sdtdatahash" xmlns:w16se="http://schemas.microsoft.com/office/word/2015/wordml/symex" xmlns:wpg="http://schemas.microsoft.com/office/word/2010/wordprocessingGroup" xmlns:wpi="http://schemas.microsoft.com/office/word/2010/wordprocessingInk" xmlns:wne="http://schemas.microsoft.com/office/word/2006/wordml" xmlns:wps="http://schemas.microsoft.com/office/word/2010/wordprocessingShape" mc:Ignorable="w14 w15 w16se w16cid w16 w16cex w16sdtdh wp14">
   <w:footnote w:type="separator" w:id="-1">
@@ -3777,9 +3993,6 @@
     <w:pPr>
       <w:pStyle w:val="a5"/>
       <w:jc w:val="right"/>
-      <w:rPr>
-        <w:lang w:val="ru-RU"/>
-      </w:rPr>
     </w:pPr>
     <w:r>
       <w:rPr>
@@ -3787,7 +4000,7 @@
         <w:sz w:val="16"/>
         <w:lang w:val="ru-RU"/>
       </w:rPr>
-      <w:t>Контрольная работа по истории 21.09.26, седьмой класс, школа № 56</w:t>
+      <w:t>7 класс Спецификация.doc — Сверка</w:t>
     </w:r>
   </w:p>
 </w:hdr>
@@ -3966,6 +4179,155 @@
       </w:rPr>
     </w:lvl>
   </w:abstractNum>
+  <w:abstractNum w:abstractNumId="9" w15:restartNumberingAfterBreak="0">
+    <w:nsid w:val="5D7361CB"/>
+    <w:multiLevelType w:val="multilevel"/>
+    <w:tmpl w:val="CD9ECC92"/>
+    <w:lvl w:ilvl="0">
+      <w:start w:val="1"/>
+      <w:numFmt w:val="bullet"/>
+      <w:lvlText w:val=""/>
+      <w:lvlJc w:val="left"/>
+      <w:pPr>
+        <w:tabs>
+          <w:tab w:val="num" w:pos="720"/>
+        </w:tabs>
+        <w:ind w:left="720" w:hanging="360"/>
+      </w:pPr>
+      <w:rPr>
+        <w:rFonts w:ascii="Symbol" w:hAnsi="Symbol" w:hint="default"/>
+        <w:sz w:val="20"/>
+      </w:rPr>
+    </w:lvl>
+    <w:lvl w:ilvl="1" w:tentative="1">
+      <w:start w:val="1"/>
+      <w:numFmt w:val="bullet"/>
+      <w:lvlText w:val="o"/>
+      <w:lvlJc w:val="left"/>
+      <w:pPr>
+        <w:tabs>
+          <w:tab w:val="num" w:pos="1440"/>
+        </w:tabs>
+        <w:ind w:left="1440" w:hanging="360"/>
+      </w:pPr>
+      <w:rPr>
+        <w:rFonts w:ascii="Courier New" w:hAnsi="Courier New" w:hint="default"/>
+        <w:sz w:val="20"/>
+      </w:rPr>
+    </w:lvl>
+    <w:lvl w:ilvl="2" w:tentative="1">
+      <w:start w:val="1"/>
+      <w:numFmt w:val="bullet"/>
+      <w:lvlText w:val=""/>
+      <w:lvlJc w:val="left"/>
+      <w:pPr>
+        <w:tabs>
+          <w:tab w:val="num" w:pos="2160"/>
+        </w:tabs>
+        <w:ind w:left="2160" w:hanging="360"/>
+      </w:pPr>
+      <w:rPr>
+        <w:rFonts w:ascii="Wingdings" w:hAnsi="Wingdings" w:hint="default"/>
+        <w:sz w:val="20"/>
+      </w:rPr>
+    </w:lvl>
+    <w:lvl w:ilvl="3" w:tentative="1">
+      <w:start w:val="1"/>
+      <w:numFmt w:val="bullet"/>
+      <w:lvlText w:val=""/>
+      <w:lvlJc w:val="left"/>
+      <w:pPr>
+        <w:tabs>
+          <w:tab w:val="num" w:pos="2880"/>
+        </w:tabs>
+        <w:ind w:left="2880" w:hanging="360"/>
+      </w:pPr>
+      <w:rPr>
+        <w:rFonts w:ascii="Wingdings" w:hAnsi="Wingdings" w:hint="default"/>
+        <w:sz w:val="20"/>
+      </w:rPr>
+    </w:lvl>
+    <w:lvl w:ilvl="4" w:tentative="1">
+      <w:start w:val="1"/>
+      <w:numFmt w:val="bullet"/>
+      <w:lvlText w:val=""/>
+      <w:lvlJc w:val="left"/>
+      <w:pPr>
+        <w:tabs>
+          <w:tab w:val="num" w:pos="3600"/>
+        </w:tabs>
+        <w:ind w:left="3600" w:hanging="360"/>
+      </w:pPr>
+      <w:rPr>
+        <w:rFonts w:ascii="Wingdings" w:hAnsi="Wingdings" w:hint="default"/>
+        <w:sz w:val="20"/>
+      </w:rPr>
+    </w:lvl>
+    <w:lvl w:ilvl="5" w:tentative="1">
+      <w:start w:val="1"/>
+      <w:numFmt w:val="bullet"/>
+      <w:lvlText w:val=""/>
+      <w:lvlJc w:val="left"/>
+      <w:pPr>
+        <w:tabs>
+          <w:tab w:val="num" w:pos="4320"/>
+        </w:tabs>
+        <w:ind w:left="4320" w:hanging="360"/>
+      </w:pPr>
+      <w:rPr>
+        <w:rFonts w:ascii="Wingdings" w:hAnsi="Wingdings" w:hint="default"/>
+        <w:sz w:val="20"/>
+      </w:rPr>
+    </w:lvl>
+    <w:lvl w:ilvl="6" w:tentative="1">
+      <w:start w:val="1"/>
+      <w:numFmt w:val="bullet"/>
+      <w:lvlText w:val=""/>
+      <w:lvlJc w:val="left"/>
+      <w:pPr>
+        <w:tabs>
+          <w:tab w:val="num" w:pos="5040"/>
+        </w:tabs>
+        <w:ind w:left="5040" w:hanging="360"/>
+      </w:pPr>
+      <w:rPr>
+        <w:rFonts w:ascii="Wingdings" w:hAnsi="Wingdings" w:hint="default"/>
+        <w:sz w:val="20"/>
+      </w:rPr>
+    </w:lvl>
+    <w:lvl w:ilvl="7" w:tentative="1">
+      <w:start w:val="1"/>
+      <w:numFmt w:val="bullet"/>
+      <w:lvlText w:val=""/>
+      <w:lvlJc w:val="left"/>
+      <w:pPr>
+        <w:tabs>
+          <w:tab w:val="num" w:pos="5760"/>
+        </w:tabs>
+        <w:ind w:left="5760" w:hanging="360"/>
+      </w:pPr>
+      <w:rPr>
+        <w:rFonts w:ascii="Wingdings" w:hAnsi="Wingdings" w:hint="default"/>
+        <w:sz w:val="20"/>
+      </w:rPr>
+    </w:lvl>
+    <w:lvl w:ilvl="8" w:tentative="1">
+      <w:start w:val="1"/>
+      <w:numFmt w:val="bullet"/>
+      <w:lvlText w:val=""/>
+      <w:lvlJc w:val="left"/>
+      <w:pPr>
+        <w:tabs>
+          <w:tab w:val="num" w:pos="6480"/>
+        </w:tabs>
+        <w:ind w:left="6480" w:hanging="360"/>
+      </w:pPr>
+      <w:rPr>
+        <w:rFonts w:ascii="Wingdings" w:hAnsi="Wingdings" w:hint="default"/>
+        <w:sz w:val="20"/>
+      </w:rPr>
+    </w:lvl>
+  </w:abstractNum>
   <w:num w:numId="1">
     <w:abstractNumId w:val="8"/>
   </w:num>
@@ -3992,6 +4354,9 @@
   </w:num>
   <w:num w:numId="9">
     <w:abstractNumId w:val="0"/>
+  </w:num>
+  <w:num w:numId="10">
+    <w:abstractNumId w:val="9"/>
   </w:num>
 </w:numbering>
 </file>
@@ -4281,11 +4646,6 @@
     <w:lsdException w:name="Book Title" w:uiPriority="33" w:qFormat="1"/>
     <w:lsdException w:name="Bibliography" w:semiHidden="1" w:uiPriority="37" w:unhideWhenUsed="1"/>
     <w:lsdException w:name="TOC Heading" w:semiHidden="1" w:uiPriority="39" w:unhideWhenUsed="1" w:qFormat="1"/>
-    <w:lsdException w:name="Plain Table 5" w:semiHidden="1" w:unhideWhenUsed="1"/>
-    <w:lsdException w:name="Grid Table Light" w:semiHidden="1" w:unhideWhenUsed="1"/>
-    <w:lsdException w:name="Grid Table 1 Light" w:semiHidden="1" w:unhideWhenUsed="1"/>
-    <w:lsdException w:name="Grid Table 2" w:semiHidden="1" w:unhideWhenUsed="1"/>
-    <w:lsdException w:name="Grid Table 3" w:semiHidden="1" w:unhideWhenUsed="1"/>
     <w:lsdException w:name="Grid Table 4" w:uiPriority="49"/>
     <w:lsdException w:name="Grid Table 5 Dark" w:uiPriority="50"/>
     <w:lsdException w:name="Grid Table 6 Colorful" w:uiPriority="51"/>
@@ -15383,6 +15743,23 @@
         <w:shd w:val="clear" w:color="auto" w:fill="FBCAA2" w:themeFill="accent6" w:themeFillTint="7F"/>
       </w:tcPr>
     </w:tblStylePr>
+  </w:style>
+  <w:style w:type="paragraph" w:styleId="aff8">
+    <w:name w:val="Normal (Web)"/>
+    <w:basedOn w:val="a1"/>
+    <w:uiPriority w:val="99"/>
+    <w:semiHidden/>
+    <w:unhideWhenUsed/>
+    <w:rsid w:val="00060C31"/>
+    <w:pPr>
+      <w:spacing w:before="100" w:beforeAutospacing="1" w:after="100" w:afterAutospacing="1" w:line="240" w:lineRule="auto"/>
+    </w:pPr>
+    <w:rPr>
+      <w:rFonts w:cs="Times New Roman"/>
+      <w:sz w:val="24"/>
+      <w:szCs w:val="24"/>
+      <w:lang w:val="ru-RU" w:eastAsia="ru-RU"/>
+    </w:rPr>
   </w:style>
 </w:styles>
 </file>

--- a/Разбор/Школьная спецификация/7 класс Спецификация_Сверка.docx
+++ b/Разбор/Школьная спецификация/7 класс Спецификация_Сверка.docx
@@ -2,6 +2,232 @@
 <file path=word/document.xml><?xml version="1.0" encoding="utf-8"?>
 <w:document xmlns:wpc="http://schemas.microsoft.com/office/word/2010/wordprocessingCanvas" xmlns:cx="http://schemas.microsoft.com/office/drawing/2014/chartex" xmlns:cx1="http://schemas.microsoft.com/office/drawing/2015/9/8/chartex" xmlns:cx2="http://schemas.microsoft.com/office/drawing/2015/10/21/chartex" xmlns:cx3="http://schemas.microsoft.com/office/drawing/2016/5/9/chartex" xmlns:cx4="http://schemas.microsoft.com/office/drawing/2016/5/10/chartex" xmlns:cx5="http://schemas.microsoft.com/office/drawing/2016/5/11/chartex" xmlns:cx6="http://schemas.microsoft.com/office/drawing/2016/5/12/chartex" xmlns:cx7="http://schemas.microsoft.com/office/drawing/2016/5/13/chartex" xmlns:cx8="http://schemas.microsoft.com/office/drawing/2016/5/14/chartex" xmlns:mc="http://schemas.openxmlformats.org/markup-compatibility/2006" xmlns:aink="http://schemas.microsoft.com/office/drawing/2016/ink" xmlns:am3d="http://schemas.microsoft.com/office/drawing/2017/model3d" xmlns:o="urn:schemas-microsoft-com:office:office" xmlns:r="http://schemas.openxmlformats.org/officeDocument/2006/relationships" xmlns:m="http://schemas.openxmlformats.org/officeDocument/2006/math" xmlns:v="urn:schemas-microsoft-com:vml" xmlns:wp14="http://schemas.microsoft.com/office/word/2010/wordprocessingDrawing" xmlns:wp="http://schemas.openxmlformats.org/drawingml/2006/wordprocessingDrawing" xmlns:w10="urn:schemas-microsoft-com:office:word" xmlns:w="http://schemas.openxmlformats.org/wordprocessingml/2006/main" xmlns:w14="http://schemas.microsoft.com/office/word/2010/wordml" xmlns:w15="http://schemas.microsoft.com/office/word/2012/wordml" xmlns:w16cex="http://schemas.microsoft.com/office/word/2018/wordml/cex" xmlns:w16cid="http://schemas.microsoft.com/office/word/2016/wordml/cid" xmlns:w16="http://schemas.microsoft.com/office/word/2018/wordml" xmlns:w16sdtdh="http://schemas.microsoft.com/office/word/2020/wordml/sdtdatahash" xmlns:w16se="http://schemas.microsoft.com/office/word/2015/wordml/symex" xmlns:wpg="http://schemas.microsoft.com/office/word/2010/wordprocessingGroup" xmlns:wpi="http://schemas.microsoft.com/office/word/2010/wordprocessingInk" xmlns:wne="http://schemas.microsoft.com/office/word/2006/wordml" xmlns:wps="http://schemas.microsoft.com/office/word/2010/wordprocessingShape" mc:Ignorable="w14 w15 w16se w16cid w16 w16cex w16sdtdh wp14">
   <w:body>
+    <w:p>
+      <w:pPr>
+        <w:spacing w:before="100" w:beforeAutospacing="1" w:after="100" w:afterAutospacing="1" w:line="240" w:lineRule="auto"/>
+        <w:rPr>
+          <w:rFonts w:cs="Times New Roman"/>
+          <w:i/>
+          <w:iCs/>
+          <w:sz w:val="24"/>
+          <w:szCs w:val="24"/>
+          <w:lang w:val="ru-RU" w:eastAsia="ru-RU"/>
+        </w:rPr>
+      </w:pPr>
+      <w:r>
+        <w:rPr>
+          <w:rFonts w:cs="Times New Roman"/>
+          <w:i/>
+          <w:iCs/>
+          <w:sz w:val="24"/>
+          <w:szCs w:val="24"/>
+          <w:lang w:val="ru-RU" w:eastAsia="ru-RU"/>
+        </w:rPr>
+        <w:t>Результат проверки 13.10.2026</w:t>
+      </w:r>
+    </w:p>
+    <w:p>
+      <w:pPr>
+        <w:spacing w:before="100" w:beforeAutospacing="1" w:after="100" w:afterAutospacing="1" w:line="240" w:lineRule="auto"/>
+        <w:rPr>
+          <w:rFonts w:cs="Times New Roman"/>
+          <w:sz w:val="24"/>
+          <w:szCs w:val="24"/>
+          <w:lang w:val="ru-RU" w:eastAsia="ru-RU"/>
+        </w:rPr>
+      </w:pPr>
+      <w:r>
+        <w:rPr>
+          <w:rFonts w:cs="Times New Roman"/>
+          <w:i/>
+          <w:iCs/>
+          <w:sz w:val="24"/>
+          <w:szCs w:val="24"/>
+          <w:lang w:val="ru-RU" w:eastAsia="ru-RU"/>
+        </w:rPr>
+        <w:t>Переданная спецификация относится к итоговой диагностической работе по истории за 7 класс: 19 заданий, 27 баллов, «до 55 минут». Как инструмент оценивания документ не готов: в нём есть внутренние расхождения, отсутствует шкала перевода баллов в отметку, а продолжительность работы не адаптирована под продолжительность урока в школе. Работа, проведённая 21.09.2026, по этой спецификации не составлялась.</w:t>
+      </w:r>
+      <w:r>
+        <w:rPr>
+          <w:rFonts w:cs="Times New Roman"/>
+          <w:i/>
+          <w:iCs/>
+          <w:sz w:val="24"/>
+          <w:szCs w:val="24"/>
+          <w:lang w:val="ru-RU" w:eastAsia="ru-RU"/>
+        </w:rPr>
+      </w:r>
+      <w:r>
+        <w:rPr>
+          <w:rFonts w:cs="Times New Roman"/>
+          <w:i/>
+          <w:iCs/>
+          <w:sz w:val="24"/>
+          <w:szCs w:val="24"/>
+          <w:lang w:val="ru-RU" w:eastAsia="ru-RU"/>
+        </w:rPr>
+      </w:r>
+      <w:r>
+        <w:rPr>
+          <w:rFonts w:cs="Times New Roman"/>
+          <w:i/>
+          <w:iCs/>
+          <w:sz w:val="24"/>
+          <w:szCs w:val="24"/>
+          <w:lang w:val="ru-RU" w:eastAsia="ru-RU"/>
+        </w:rPr>
+      </w:r>
+      <w:r>
+        <w:rPr>
+          <w:rFonts w:cs="Times New Roman"/>
+          <w:i/>
+          <w:iCs/>
+          <w:sz w:val="24"/>
+          <w:szCs w:val="24"/>
+          <w:lang w:val="ru-RU" w:eastAsia="ru-RU"/>
+        </w:rPr>
+      </w:r>
+      <w:r>
+        <w:rPr>
+          <w:rFonts w:cs="Times New Roman"/>
+          <w:i/>
+          <w:iCs/>
+          <w:sz w:val="24"/>
+          <w:szCs w:val="24"/>
+          <w:lang w:val="ru-RU" w:eastAsia="ru-RU"/>
+        </w:rPr>
+      </w:r>
+      <w:r>
+        <w:rPr>
+          <w:rFonts w:cs="Times New Roman"/>
+          <w:i/>
+          <w:iCs/>
+          <w:sz w:val="24"/>
+          <w:szCs w:val="24"/>
+          <w:lang w:val="ru-RU" w:eastAsia="ru-RU"/>
+        </w:rPr>
+      </w:r>
+      <w:r>
+        <w:rPr>
+          <w:rFonts w:cs="Times New Roman"/>
+          <w:i/>
+          <w:iCs/>
+          <w:sz w:val="24"/>
+          <w:szCs w:val="24"/>
+          <w:lang w:val="ru-RU" w:eastAsia="ru-RU"/>
+        </w:rPr>
+      </w:r>
+      <w:r>
+        <w:rPr>
+          <w:rFonts w:cs="Times New Roman"/>
+          <w:i/>
+          <w:iCs/>
+          <w:sz w:val="24"/>
+          <w:szCs w:val="24"/>
+          <w:lang w:val="ru-RU" w:eastAsia="ru-RU"/>
+        </w:rPr>
+      </w:r>
+      <w:r>
+        <w:rPr>
+          <w:rFonts w:cs="Times New Roman"/>
+          <w:i/>
+          <w:iCs/>
+          <w:sz w:val="24"/>
+          <w:szCs w:val="24"/>
+          <w:lang w:val="ru-RU" w:eastAsia="ru-RU"/>
+        </w:rPr>
+      </w:r>
+      <w:r>
+        <w:rPr>
+          <w:rFonts w:cs="Times New Roman"/>
+          <w:i/>
+          <w:iCs/>
+          <w:sz w:val="24"/>
+          <w:szCs w:val="24"/>
+          <w:lang w:val="ru-RU" w:eastAsia="ru-RU"/>
+        </w:rPr>
+      </w:r>
+      <w:r>
+        <w:rPr>
+          <w:rFonts w:cs="Times New Roman"/>
+          <w:i/>
+          <w:iCs/>
+          <w:sz w:val="24"/>
+          <w:szCs w:val="24"/>
+          <w:lang w:val="ru-RU" w:eastAsia="ru-RU"/>
+        </w:rPr>
+      </w:r>
+      <w:r>
+        <w:rPr>
+          <w:rFonts w:cs="Times New Roman"/>
+          <w:i/>
+          <w:iCs/>
+          <w:sz w:val="24"/>
+          <w:szCs w:val="24"/>
+          <w:lang w:val="ru-RU" w:eastAsia="ru-RU"/>
+        </w:rPr>
+      </w:r>
+      <w:r>
+        <w:rPr>
+          <w:rFonts w:cs="Times New Roman"/>
+          <w:i/>
+          <w:iCs/>
+          <w:sz w:val="24"/>
+          <w:szCs w:val="24"/>
+          <w:lang w:val="ru-RU" w:eastAsia="ru-RU"/>
+        </w:rPr>
+      </w:r>
+      <w:r>
+        <w:rPr>
+          <w:rFonts w:cs="Times New Roman"/>
+          <w:i/>
+          <w:iCs/>
+          <w:sz w:val="24"/>
+          <w:szCs w:val="24"/>
+          <w:lang w:val="ru-RU" w:eastAsia="ru-RU"/>
+        </w:rPr>
+      </w:r>
+      <w:r>
+        <w:rPr>
+          <w:rFonts w:cs="Times New Roman"/>
+          <w:i/>
+          <w:iCs/>
+          <w:sz w:val="24"/>
+          <w:szCs w:val="24"/>
+          <w:lang w:val="ru-RU" w:eastAsia="ru-RU"/>
+        </w:rPr>
+      </w:r>
+      <w:r>
+        <w:rPr>
+          <w:rFonts w:cs="Times New Roman"/>
+          <w:i/>
+          <w:iCs/>
+          <w:sz w:val="24"/>
+          <w:szCs w:val="24"/>
+          <w:lang w:val="ru-RU" w:eastAsia="ru-RU"/>
+        </w:rPr>
+      </w:r>
+      <w:r>
+        <w:rPr>
+          <w:rFonts w:cs="Times New Roman"/>
+          <w:i/>
+          <w:iCs/>
+          <w:sz w:val="24"/>
+          <w:szCs w:val="24"/>
+          <w:lang w:val="ru-RU" w:eastAsia="ru-RU"/>
+        </w:rPr>
+      </w:r>
+      <w:r>
+        <w:rPr>
+          <w:rFonts w:cs="Times New Roman"/>
+          <w:i/>
+          <w:iCs/>
+          <w:sz w:val="24"/>
+          <w:szCs w:val="24"/>
+          <w:lang w:val="ru-RU" w:eastAsia="ru-RU"/>
+        </w:rPr>
+      </w:r>
+    </w:p>
     <w:p>
       <w:pPr>
         <w:spacing w:after="80"/>
@@ -182,7 +408,7 @@
               <w:rPr>
                 <w:sz w:val="20"/>
               </w:rPr>
-              <w:t xml:space="preserve">не указан </w:t>
+              <w:t>Кулькова Татьяна Юрьевна, контрольно-измерительные материалы, история, 7 класс, ФГОС, 29.05.2019</w:t>
             </w:r>
           </w:p>
         </w:tc>
@@ -588,35 +814,31 @@
               <w:rPr>
                 <w:sz w:val="20"/>
               </w:rPr>
-              <w:t xml:space="preserve">4 </w:t>
+              <w:t>4</w:t>
             </w:r>
             <w:proofErr w:type="spellStart"/>
             <w:r>
               <w:rPr>
                 <w:sz w:val="20"/>
               </w:rPr>
-              <w:t>задания</w:t>
             </w:r>
             <w:proofErr w:type="spellEnd"/>
             <w:r>
               <w:rPr>
                 <w:sz w:val="20"/>
               </w:rPr>
-              <w:t xml:space="preserve">, </w:t>
             </w:r>
             <w:proofErr w:type="spellStart"/>
             <w:r>
               <w:rPr>
                 <w:sz w:val="20"/>
               </w:rPr>
-              <w:t>номера</w:t>
             </w:r>
             <w:proofErr w:type="spellEnd"/>
             <w:r>
               <w:rPr>
                 <w:sz w:val="20"/>
               </w:rPr>
-              <w:t xml:space="preserve"> с 1 по 4</w:t>
             </w:r>
           </w:p>
         </w:tc>
@@ -644,7 +866,35 @@
               <w:rPr>
                 <w:sz w:val="20"/>
               </w:rPr>
-              <w:t>15 заданий, номера с 5 по 19</w:t>
+              <w:t>15</w:t>
+            </w:r>
+          </w:p>
+        </w:tc>
+      </w:tr>
+      <w:tr>
+        <w:tc>
+          <w:tcPr>
+            <w:tcW w:w="5102" w:type="dxa"/>
+          </w:tcPr>
+          <w:p>
+            <w:r>
+              <w:rPr>
+                <w:sz w:val="20"/>
+              </w:rPr>
+              <w:t>Общее количество заданий</w:t>
+            </w:r>
+          </w:p>
+        </w:tc>
+        <w:tc>
+          <w:tcPr>
+            <w:tcW w:w="10205" w:type="dxa"/>
+          </w:tcPr>
+          <w:p>
+            <w:r>
+              <w:rPr>
+                <w:sz w:val="20"/>
+              </w:rPr>
+              <w:t>19</w:t>
             </w:r>
           </w:p>
         </w:tc>
@@ -814,7 +1064,7 @@
               <w:rPr>
                 <w:sz w:val="20"/>
               </w:rPr>
-              <w:t>Автор источника</w:t>
+              <w:t>Автор</w:t>
             </w:r>
           </w:p>
         </w:tc>
@@ -828,20 +1078,18 @@
                 <w:sz w:val="20"/>
                 <w:lang w:val="ru-RU"/>
               </w:rPr>
-              <w:t>Н</w:t>
+              <w:t>Кулькова Татьяна Юрьевна, контрольно-измерительные материалы, история, 7 класс, ФГОС, 29.05.2019</w:t>
             </w:r>
             <w:r>
               <w:rPr>
                 <w:sz w:val="20"/>
               </w:rPr>
-              <w:t xml:space="preserve">е </w:t>
             </w:r>
             <w:proofErr w:type="spellStart"/>
             <w:r>
               <w:rPr>
                 <w:sz w:val="20"/>
               </w:rPr>
-              <w:t>указан</w:t>
             </w:r>
             <w:proofErr w:type="spellEnd"/>
           </w:p>
@@ -863,7 +1111,7 @@
                 <w:sz w:val="20"/>
                 <w:lang w:val="ru-RU"/>
               </w:rPr>
-              <w:t>Тайминг (примерное время выполнения задания): задание 1–12</w:t>
+              <w:t>Критерии оценивания заданий</w:t>
             </w:r>
           </w:p>
         </w:tc>
@@ -875,371 +1123,20 @@
             <w:r>
               <w:rPr>
                 <w:sz w:val="20"/>
-              </w:rPr>
-              <w:t xml:space="preserve">1 </w:t>
+                <w:lang w:val="ru-RU"/>
+              </w:rPr>
+              <w:t>Не предоставлены школой</w:t>
+            </w:r>
+            <w:r>
+              <w:rPr>
+                <w:sz w:val="20"/>
+              </w:rPr>
             </w:r>
             <w:proofErr w:type="spellStart"/>
             <w:r>
               <w:rPr>
                 <w:sz w:val="20"/>
               </w:rPr>
-              <w:t>минута</w:t>
-            </w:r>
-            <w:proofErr w:type="spellEnd"/>
-          </w:p>
-        </w:tc>
-      </w:tr>
-      <w:tr>
-        <w:tc>
-          <w:tcPr>
-            <w:tcW w:w="5102" w:type="dxa"/>
-          </w:tcPr>
-          <w:p>
-            <w:r>
-              <w:rPr>
-                <w:sz w:val="20"/>
-              </w:rPr>
-              <w:t>Задание 13</w:t>
-            </w:r>
-          </w:p>
-        </w:tc>
-        <w:tc>
-          <w:tcPr>
-            <w:tcW w:w="10205" w:type="dxa"/>
-          </w:tcPr>
-          <w:p>
-            <w:r>
-              <w:rPr>
-                <w:sz w:val="20"/>
-              </w:rPr>
-              <w:t>2–3 минуты</w:t>
-            </w:r>
-          </w:p>
-        </w:tc>
-      </w:tr>
-      <w:tr>
-        <w:tc>
-          <w:tcPr>
-            <w:tcW w:w="5102" w:type="dxa"/>
-          </w:tcPr>
-          <w:p>
-            <w:r>
-              <w:rPr>
-                <w:sz w:val="20"/>
-              </w:rPr>
-              <w:t>Задание 14</w:t>
-            </w:r>
-          </w:p>
-        </w:tc>
-        <w:tc>
-          <w:tcPr>
-            <w:tcW w:w="10205" w:type="dxa"/>
-          </w:tcPr>
-          <w:p>
-            <w:r>
-              <w:rPr>
-                <w:sz w:val="20"/>
-              </w:rPr>
-              <w:t>2–3 минуты</w:t>
-            </w:r>
-          </w:p>
-        </w:tc>
-      </w:tr>
-      <w:tr>
-        <w:tc>
-          <w:tcPr>
-            <w:tcW w:w="5102" w:type="dxa"/>
-          </w:tcPr>
-          <w:p>
-            <w:r>
-              <w:rPr>
-                <w:sz w:val="20"/>
-              </w:rPr>
-              <w:t>Задание 15</w:t>
-            </w:r>
-          </w:p>
-        </w:tc>
-        <w:tc>
-          <w:tcPr>
-            <w:tcW w:w="10205" w:type="dxa"/>
-          </w:tcPr>
-          <w:p>
-            <w:r>
-              <w:rPr>
-                <w:sz w:val="20"/>
-              </w:rPr>
-              <w:t>2–3 минуты</w:t>
-            </w:r>
-          </w:p>
-        </w:tc>
-      </w:tr>
-      <w:tr>
-        <w:tc>
-          <w:tcPr>
-            <w:tcW w:w="5102" w:type="dxa"/>
-          </w:tcPr>
-          <w:p>
-            <w:r>
-              <w:rPr>
-                <w:sz w:val="20"/>
-              </w:rPr>
-              <w:t>Задание 16</w:t>
-            </w:r>
-          </w:p>
-        </w:tc>
-        <w:tc>
-          <w:tcPr>
-            <w:tcW w:w="10205" w:type="dxa"/>
-          </w:tcPr>
-          <w:p>
-            <w:r>
-              <w:rPr>
-                <w:sz w:val="20"/>
-              </w:rPr>
-              <w:t>2–3 минуты</w:t>
-            </w:r>
-          </w:p>
-        </w:tc>
-      </w:tr>
-      <w:tr>
-        <w:tc>
-          <w:tcPr>
-            <w:tcW w:w="5102" w:type="dxa"/>
-          </w:tcPr>
-          <w:p>
-            <w:r>
-              <w:rPr>
-                <w:sz w:val="20"/>
-              </w:rPr>
-              <w:t>Задание 17</w:t>
-            </w:r>
-          </w:p>
-        </w:tc>
-        <w:tc>
-          <w:tcPr>
-            <w:tcW w:w="10205" w:type="dxa"/>
-          </w:tcPr>
-          <w:p>
-            <w:r>
-              <w:rPr>
-                <w:sz w:val="20"/>
-              </w:rPr>
-              <w:t>3–5 минут</w:t>
-            </w:r>
-          </w:p>
-        </w:tc>
-      </w:tr>
-      <w:tr>
-        <w:tc>
-          <w:tcPr>
-            <w:tcW w:w="5102" w:type="dxa"/>
-          </w:tcPr>
-          <w:p>
-            <w:r>
-              <w:rPr>
-                <w:sz w:val="20"/>
-              </w:rPr>
-              <w:t>Задание 18</w:t>
-            </w:r>
-          </w:p>
-        </w:tc>
-        <w:tc>
-          <w:tcPr>
-            <w:tcW w:w="10205" w:type="dxa"/>
-          </w:tcPr>
-          <w:p>
-            <w:r>
-              <w:rPr>
-                <w:sz w:val="20"/>
-              </w:rPr>
-              <w:t>2–3 минуты</w:t>
-            </w:r>
-          </w:p>
-        </w:tc>
-      </w:tr>
-      <w:tr>
-        <w:tc>
-          <w:tcPr>
-            <w:tcW w:w="5102" w:type="dxa"/>
-          </w:tcPr>
-          <w:p>
-            <w:r>
-              <w:rPr>
-                <w:sz w:val="20"/>
-              </w:rPr>
-              <w:t>Задание 19</w:t>
-            </w:r>
-          </w:p>
-        </w:tc>
-        <w:tc>
-          <w:tcPr>
-            <w:tcW w:w="10205" w:type="dxa"/>
-          </w:tcPr>
-          <w:p>
-            <w:r>
-              <w:rPr>
-                <w:sz w:val="20"/>
-              </w:rPr>
-              <w:t>20–25 минут</w:t>
-            </w:r>
-          </w:p>
-        </w:tc>
-      </w:tr>
-      <w:tr>
-        <w:tc>
-          <w:tcPr>
-            <w:tcW w:w="5102" w:type="dxa"/>
-          </w:tcPr>
-          <w:p>
-            <w:r>
-              <w:rPr>
-                <w:sz w:val="20"/>
-              </w:rPr>
-              <w:t>Максимальный балл за задание</w:t>
-            </w:r>
-          </w:p>
-        </w:tc>
-        <w:tc>
-          <w:tcPr>
-            <w:tcW w:w="10205" w:type="dxa"/>
-          </w:tcPr>
-          <w:p>
-            <w:pPr>
-              <w:rPr>
-                <w:lang w:val="ru-RU"/>
-              </w:rPr>
-            </w:pPr>
-            <w:r>
-              <w:rPr>
-                <w:sz w:val="20"/>
-                <w:lang w:val="ru-RU"/>
-              </w:rPr>
-              <w:t>№</w:t>
-            </w:r>
-            <w:r>
-              <w:rPr>
-                <w:sz w:val="20"/>
-                <w:lang w:val="ru-RU"/>
-              </w:rPr>
-              <w:t xml:space="preserve"> 1–14, 17, 18 — 1 балл; </w:t>
-            </w:r>
-            <w:r>
-              <w:rPr>
-                <w:sz w:val="20"/>
-                <w:lang w:val="ru-RU"/>
-              </w:rPr>
-              <w:t>№</w:t>
-            </w:r>
-            <w:r>
-              <w:rPr>
-                <w:sz w:val="20"/>
-                <w:lang w:val="ru-RU"/>
-              </w:rPr>
-              <w:t xml:space="preserve"> 15, 16 — 1</w:t>
-            </w:r>
-            <w:r>
-              <w:rPr>
-                <w:sz w:val="20"/>
-                <w:lang w:val="ru-RU"/>
-              </w:rPr>
-              <w:t>-2 балла</w:t>
-            </w:r>
-            <w:r>
-              <w:rPr>
-                <w:sz w:val="20"/>
-                <w:lang w:val="ru-RU"/>
-              </w:rPr>
-              <w:t xml:space="preserve"> </w:t>
-            </w:r>
-            <w:r>
-              <w:rPr>
-                <w:sz w:val="20"/>
-                <w:lang w:val="ru-RU"/>
-              </w:rPr>
-              <w:t xml:space="preserve">(Указаны противоречивые сведения – 1 </w:t>
-            </w:r>
-            <w:r>
-              <w:rPr>
-                <w:sz w:val="20"/>
-                <w:lang w:val="ru-RU"/>
-              </w:rPr>
-              <w:t>балл в таблице и 2 балла в тексте</w:t>
-            </w:r>
-            <w:r>
-              <w:rPr>
-                <w:sz w:val="20"/>
-                <w:lang w:val="ru-RU"/>
-              </w:rPr>
-              <w:t xml:space="preserve"> спецификации)</w:t>
-            </w:r>
-            <w:r>
-              <w:rPr>
-                <w:sz w:val="20"/>
-                <w:lang w:val="ru-RU"/>
-              </w:rPr>
-              <w:t xml:space="preserve">; </w:t>
-            </w:r>
-            <w:r>
-              <w:rPr>
-                <w:sz w:val="20"/>
-                <w:lang w:val="ru-RU"/>
-              </w:rPr>
-              <w:t>№</w:t>
-            </w:r>
-            <w:r>
-              <w:rPr>
-                <w:sz w:val="20"/>
-                <w:lang w:val="ru-RU"/>
-              </w:rPr>
-              <w:t xml:space="preserve"> 19 — 7 баллов</w:t>
-            </w:r>
-          </w:p>
-        </w:tc>
-      </w:tr>
-      <w:tr>
-        <w:tc>
-          <w:tcPr>
-            <w:tcW w:w="5102" w:type="dxa"/>
-          </w:tcPr>
-          <w:p>
-            <w:pPr>
-              <w:rPr>
-                <w:lang w:val="ru-RU"/>
-              </w:rPr>
-            </w:pPr>
-            <w:r>
-              <w:rPr>
-                <w:sz w:val="20"/>
-                <w:lang w:val="ru-RU"/>
-              </w:rPr>
-              <w:t>Критерии оценивания заданий с баллами 2 и 7 (задания 15, 16, 19)</w:t>
-            </w:r>
-          </w:p>
-        </w:tc>
-        <w:tc>
-          <w:tcPr>
-            <w:tcW w:w="10205" w:type="dxa"/>
-          </w:tcPr>
-          <w:p>
-            <w:r>
-              <w:rPr>
-                <w:sz w:val="20"/>
-                <w:lang w:val="ru-RU"/>
-              </w:rPr>
-              <w:t>Н</w:t>
-            </w:r>
-            <w:r>
-              <w:rPr>
-                <w:sz w:val="20"/>
-              </w:rPr>
-              <w:t xml:space="preserve">е </w:t>
-            </w:r>
-            <w:proofErr w:type="spellStart"/>
-            <w:r>
-              <w:rPr>
-                <w:sz w:val="20"/>
-              </w:rPr>
-              <w:t>предоставлены</w:t>
             </w:r>
             <w:proofErr w:type="spellEnd"/>
           </w:p>
@@ -1261,7 +1158,7 @@
                 <w:sz w:val="20"/>
                 <w:lang w:val="ru-RU"/>
               </w:rPr>
-              <w:t>Конвертация первичных баллов в отметку по пятибалльной шкале</w:t>
+              <w:t>Конвертация первичных баллов в отметку</w:t>
             </w:r>
           </w:p>
         </w:tc>
@@ -1275,14 +1172,13 @@
                 <w:sz w:val="20"/>
                 <w:lang w:val="ru-RU"/>
               </w:rPr>
-              <w:t>О</w:t>
+              <w:t>Не предоставлена школой</w:t>
             </w:r>
             <w:proofErr w:type="spellStart"/>
             <w:r>
               <w:rPr>
                 <w:sz w:val="20"/>
               </w:rPr>
-              <w:t>тсутствует</w:t>
             </w:r>
             <w:proofErr w:type="spellEnd"/>
           </w:p>
@@ -1305,1694 +1201,6 @@
         </w:rPr>
       </w:pPr>
     </w:p>
-    <w:p>
-      <w:pPr>
-        <w:spacing w:after="80"/>
-      </w:pPr>
-      <w:proofErr w:type="spellStart"/>
-      <w:r>
-        <w:rPr>
-          <w:b/>
-        </w:rPr>
-        <w:lastRenderedPageBreak/>
-        <w:t>Задания</w:t>
-      </w:r>
-      <w:proofErr w:type="spellEnd"/>
-      <w:r>
-        <w:rPr>
-          <w:b/>
-        </w:rPr>
-        <w:t xml:space="preserve"> </w:t>
-      </w:r>
-      <w:proofErr w:type="spellStart"/>
-      <w:r>
-        <w:rPr>
-          <w:b/>
-        </w:rPr>
-        <w:t>по</w:t>
-      </w:r>
-      <w:proofErr w:type="spellEnd"/>
-      <w:r>
-        <w:rPr>
-          <w:b/>
-        </w:rPr>
-        <w:t xml:space="preserve"> </w:t>
-      </w:r>
-      <w:proofErr w:type="spellStart"/>
-      <w:r>
-        <w:rPr>
-          <w:b/>
-        </w:rPr>
-        <w:t>спецификации</w:t>
-      </w:r>
-      <w:proofErr w:type="spellEnd"/>
-    </w:p>
-    <w:tbl>
-      <w:tblPr>
-        <w:tblStyle w:val="aff0"/>
-        <w:tblW w:w="15276" w:type="dxa"/>
-        <w:tblLayout w:type="fixed"/>
-        <w:tblLook w:val="04A0" w:firstRow="1" w:lastRow="0" w:firstColumn="1" w:lastColumn="0" w:noHBand="0" w:noVBand="1"/>
-      </w:tblPr>
-      <w:tblGrid>
-        <w:gridCol w:w="680"/>
-        <w:gridCol w:w="3685"/>
-        <w:gridCol w:w="5272"/>
-        <w:gridCol w:w="1134"/>
-        <w:gridCol w:w="1984"/>
-        <w:gridCol w:w="2521"/>
-      </w:tblGrid>
-      <w:tr>
-        <w:tc>
-          <w:tcPr>
-            <w:tcW w:w="680" w:type="dxa"/>
-          </w:tcPr>
-          <w:p>
-            <w:r>
-              <w:rPr>
-                <w:b/>
-                <w:sz w:val="20"/>
-              </w:rPr>
-              <w:t>№</w:t>
-            </w:r>
-          </w:p>
-        </w:tc>
-        <w:tc>
-          <w:tcPr>
-            <w:tcW w:w="3685" w:type="dxa"/>
-          </w:tcPr>
-          <w:p>
-            <w:r>
-              <w:rPr>
-                <w:b/>
-                <w:sz w:val="20"/>
-              </w:rPr>
-              <w:t>Раздел (курс)</w:t>
-            </w:r>
-          </w:p>
-        </w:tc>
-        <w:tc>
-          <w:tcPr>
-            <w:tcW w:w="5272" w:type="dxa"/>
-          </w:tcPr>
-          <w:p>
-            <w:r>
-              <w:rPr>
-                <w:b/>
-                <w:sz w:val="20"/>
-              </w:rPr>
-              <w:t>Тип проверяемых знаний</w:t>
-            </w:r>
-          </w:p>
-        </w:tc>
-        <w:tc>
-          <w:tcPr>
-            <w:tcW w:w="1134" w:type="dxa"/>
-          </w:tcPr>
-          <w:p>
-            <w:r>
-              <w:rPr>
-                <w:b/>
-                <w:sz w:val="20"/>
-              </w:rPr>
-              <w:t>Уровень</w:t>
-            </w:r>
-          </w:p>
-        </w:tc>
-        <w:tc>
-          <w:tcPr>
-            <w:tcW w:w="1984" w:type="dxa"/>
-          </w:tcPr>
-          <w:p>
-            <w:r>
-              <w:rPr>
-                <w:b/>
-                <w:sz w:val="20"/>
-              </w:rPr>
-              <w:t>Время, мин (по спецификации)</w:t>
-            </w:r>
-          </w:p>
-        </w:tc>
-        <w:tc>
-          <w:tcPr>
-            <w:tcW w:w="2521" w:type="dxa"/>
-          </w:tcPr>
-          <w:p>
-            <w:r>
-              <w:rPr>
-                <w:b/>
-                <w:sz w:val="20"/>
-              </w:rPr>
-              <w:t>Балл (по спецификации)</w:t>
-            </w:r>
-          </w:p>
-        </w:tc>
-      </w:tr>
-      <w:tr>
-        <w:tc>
-          <w:tcPr>
-            <w:tcW w:w="680" w:type="dxa"/>
-          </w:tcPr>
-          <w:p>
-            <w:r>
-              <w:rPr>
-                <w:sz w:val="20"/>
-              </w:rPr>
-              <w:t>1</w:t>
-            </w:r>
-          </w:p>
-        </w:tc>
-        <w:tc>
-          <w:tcPr>
-            <w:tcW w:w="3685" w:type="dxa"/>
-          </w:tcPr>
-          <w:p>
-            <w:r>
-              <w:rPr>
-                <w:sz w:val="20"/>
-              </w:rPr>
-              <w:t>Новая история зарубежных стран</w:t>
-            </w:r>
-          </w:p>
-        </w:tc>
-        <w:tc>
-          <w:tcPr>
-            <w:tcW w:w="5272" w:type="dxa"/>
-          </w:tcPr>
-          <w:p>
-            <w:r>
-              <w:rPr>
-                <w:sz w:val="20"/>
-              </w:rPr>
-              <w:t>Знание фактов</w:t>
-            </w:r>
-          </w:p>
-        </w:tc>
-        <w:tc>
-          <w:tcPr>
-            <w:tcW w:w="1134" w:type="dxa"/>
-          </w:tcPr>
-          <w:p>
-            <w:r>
-              <w:rPr>
-                <w:sz w:val="20"/>
-              </w:rPr>
-              <w:t>Б</w:t>
-            </w:r>
-          </w:p>
-        </w:tc>
-        <w:tc>
-          <w:tcPr>
-            <w:tcW w:w="1984" w:type="dxa"/>
-          </w:tcPr>
-          <w:p>
-            <w:r>
-              <w:rPr>
-                <w:sz w:val="20"/>
-              </w:rPr>
-              <w:t>1</w:t>
-            </w:r>
-          </w:p>
-        </w:tc>
-        <w:tc>
-          <w:tcPr>
-            <w:tcW w:w="2521" w:type="dxa"/>
-          </w:tcPr>
-          <w:p>
-            <w:r>
-              <w:rPr>
-                <w:sz w:val="20"/>
-              </w:rPr>
-              <w:t>1</w:t>
-            </w:r>
-          </w:p>
-        </w:tc>
-      </w:tr>
-      <w:tr>
-        <w:tc>
-          <w:tcPr>
-            <w:tcW w:w="680" w:type="dxa"/>
-          </w:tcPr>
-          <w:p>
-            <w:r>
-              <w:rPr>
-                <w:sz w:val="20"/>
-              </w:rPr>
-              <w:t>2</w:t>
-            </w:r>
-          </w:p>
-        </w:tc>
-        <w:tc>
-          <w:tcPr>
-            <w:tcW w:w="3685" w:type="dxa"/>
-          </w:tcPr>
-          <w:p>
-            <w:r>
-              <w:rPr>
-                <w:sz w:val="20"/>
-              </w:rPr>
-              <w:t>Новая история зарубежных стран</w:t>
-            </w:r>
-          </w:p>
-        </w:tc>
-        <w:tc>
-          <w:tcPr>
-            <w:tcW w:w="5272" w:type="dxa"/>
-          </w:tcPr>
-          <w:p>
-            <w:r>
-              <w:rPr>
-                <w:sz w:val="20"/>
-              </w:rPr>
-              <w:t>Поиск информации в источнике</w:t>
-            </w:r>
-          </w:p>
-        </w:tc>
-        <w:tc>
-          <w:tcPr>
-            <w:tcW w:w="1134" w:type="dxa"/>
-          </w:tcPr>
-          <w:p>
-            <w:r>
-              <w:rPr>
-                <w:sz w:val="20"/>
-              </w:rPr>
-              <w:t>Б</w:t>
-            </w:r>
-          </w:p>
-        </w:tc>
-        <w:tc>
-          <w:tcPr>
-            <w:tcW w:w="1984" w:type="dxa"/>
-          </w:tcPr>
-          <w:p>
-            <w:r>
-              <w:rPr>
-                <w:sz w:val="20"/>
-              </w:rPr>
-              <w:t>1</w:t>
-            </w:r>
-          </w:p>
-        </w:tc>
-        <w:tc>
-          <w:tcPr>
-            <w:tcW w:w="2521" w:type="dxa"/>
-          </w:tcPr>
-          <w:p>
-            <w:r>
-              <w:rPr>
-                <w:sz w:val="20"/>
-              </w:rPr>
-              <w:t>1</w:t>
-            </w:r>
-          </w:p>
-        </w:tc>
-      </w:tr>
-      <w:tr>
-        <w:tc>
-          <w:tcPr>
-            <w:tcW w:w="680" w:type="dxa"/>
-          </w:tcPr>
-          <w:p>
-            <w:r>
-              <w:rPr>
-                <w:sz w:val="20"/>
-              </w:rPr>
-              <w:t>3</w:t>
-            </w:r>
-          </w:p>
-        </w:tc>
-        <w:tc>
-          <w:tcPr>
-            <w:tcW w:w="3685" w:type="dxa"/>
-          </w:tcPr>
-          <w:p>
-            <w:r>
-              <w:rPr>
-                <w:sz w:val="20"/>
-              </w:rPr>
-              <w:t>Новая история зарубежных стран</w:t>
-            </w:r>
-          </w:p>
-        </w:tc>
-        <w:tc>
-          <w:tcPr>
-            <w:tcW w:w="5272" w:type="dxa"/>
-          </w:tcPr>
-          <w:p>
-            <w:r>
-              <w:rPr>
-                <w:sz w:val="20"/>
-              </w:rPr>
-              <w:t>Знание причин и следствий</w:t>
-            </w:r>
-          </w:p>
-        </w:tc>
-        <w:tc>
-          <w:tcPr>
-            <w:tcW w:w="1134" w:type="dxa"/>
-          </w:tcPr>
-          <w:p>
-            <w:r>
-              <w:rPr>
-                <w:sz w:val="20"/>
-              </w:rPr>
-              <w:t>Б</w:t>
-            </w:r>
-          </w:p>
-        </w:tc>
-        <w:tc>
-          <w:tcPr>
-            <w:tcW w:w="1984" w:type="dxa"/>
-          </w:tcPr>
-          <w:p>
-            <w:r>
-              <w:rPr>
-                <w:sz w:val="20"/>
-              </w:rPr>
-              <w:t>1</w:t>
-            </w:r>
-          </w:p>
-        </w:tc>
-        <w:tc>
-          <w:tcPr>
-            <w:tcW w:w="2521" w:type="dxa"/>
-          </w:tcPr>
-          <w:p>
-            <w:r>
-              <w:rPr>
-                <w:sz w:val="20"/>
-              </w:rPr>
-              <w:t>1</w:t>
-            </w:r>
-          </w:p>
-        </w:tc>
-      </w:tr>
-      <w:tr>
-        <w:tc>
-          <w:tcPr>
-            <w:tcW w:w="680" w:type="dxa"/>
-          </w:tcPr>
-          <w:p>
-            <w:r>
-              <w:rPr>
-                <w:sz w:val="20"/>
-              </w:rPr>
-              <w:t>4</w:t>
-            </w:r>
-          </w:p>
-        </w:tc>
-        <w:tc>
-          <w:tcPr>
-            <w:tcW w:w="3685" w:type="dxa"/>
-          </w:tcPr>
-          <w:p>
-            <w:r>
-              <w:rPr>
-                <w:sz w:val="20"/>
-              </w:rPr>
-              <w:t>Новая история зарубежных стран</w:t>
-            </w:r>
-          </w:p>
-        </w:tc>
-        <w:tc>
-          <w:tcPr>
-            <w:tcW w:w="5272" w:type="dxa"/>
-          </w:tcPr>
-          <w:p>
-            <w:r>
-              <w:rPr>
-                <w:sz w:val="20"/>
-              </w:rPr>
-              <w:t>Знание фактов истории культуры</w:t>
-            </w:r>
-          </w:p>
-        </w:tc>
-        <w:tc>
-          <w:tcPr>
-            <w:tcW w:w="1134" w:type="dxa"/>
-          </w:tcPr>
-          <w:p>
-            <w:r>
-              <w:rPr>
-                <w:sz w:val="20"/>
-              </w:rPr>
-              <w:t>Б</w:t>
-            </w:r>
-          </w:p>
-        </w:tc>
-        <w:tc>
-          <w:tcPr>
-            <w:tcW w:w="1984" w:type="dxa"/>
-          </w:tcPr>
-          <w:p>
-            <w:r>
-              <w:rPr>
-                <w:sz w:val="20"/>
-              </w:rPr>
-              <w:t>1</w:t>
-            </w:r>
-          </w:p>
-        </w:tc>
-        <w:tc>
-          <w:tcPr>
-            <w:tcW w:w="2521" w:type="dxa"/>
-          </w:tcPr>
-          <w:p>
-            <w:r>
-              <w:rPr>
-                <w:sz w:val="20"/>
-              </w:rPr>
-              <w:t>1</w:t>
-            </w:r>
-          </w:p>
-        </w:tc>
-      </w:tr>
-      <w:tr>
-        <w:tc>
-          <w:tcPr>
-            <w:tcW w:w="680" w:type="dxa"/>
-          </w:tcPr>
-          <w:p>
-            <w:r>
-              <w:rPr>
-                <w:sz w:val="20"/>
-              </w:rPr>
-              <w:t>5</w:t>
-            </w:r>
-          </w:p>
-        </w:tc>
-        <w:tc>
-          <w:tcPr>
-            <w:tcW w:w="3685" w:type="dxa"/>
-          </w:tcPr>
-          <w:p>
-            <w:r>
-              <w:rPr>
-                <w:sz w:val="20"/>
-              </w:rPr>
-              <w:t>История России</w:t>
-            </w:r>
-          </w:p>
-        </w:tc>
-        <w:tc>
-          <w:tcPr>
-            <w:tcW w:w="5272" w:type="dxa"/>
-          </w:tcPr>
-          <w:p>
-            <w:r>
-              <w:rPr>
-                <w:sz w:val="20"/>
-              </w:rPr>
-              <w:t>Знание фактов</w:t>
-            </w:r>
-          </w:p>
-        </w:tc>
-        <w:tc>
-          <w:tcPr>
-            <w:tcW w:w="1134" w:type="dxa"/>
-          </w:tcPr>
-          <w:p>
-            <w:r>
-              <w:rPr>
-                <w:sz w:val="20"/>
-              </w:rPr>
-              <w:t>Б</w:t>
-            </w:r>
-          </w:p>
-        </w:tc>
-        <w:tc>
-          <w:tcPr>
-            <w:tcW w:w="1984" w:type="dxa"/>
-          </w:tcPr>
-          <w:p>
-            <w:r>
-              <w:rPr>
-                <w:sz w:val="20"/>
-              </w:rPr>
-              <w:t>1</w:t>
-            </w:r>
-          </w:p>
-        </w:tc>
-        <w:tc>
-          <w:tcPr>
-            <w:tcW w:w="2521" w:type="dxa"/>
-          </w:tcPr>
-          <w:p>
-            <w:r>
-              <w:rPr>
-                <w:sz w:val="20"/>
-              </w:rPr>
-              <w:t>1</w:t>
-            </w:r>
-          </w:p>
-        </w:tc>
-      </w:tr>
-      <w:tr>
-        <w:tc>
-          <w:tcPr>
-            <w:tcW w:w="680" w:type="dxa"/>
-          </w:tcPr>
-          <w:p>
-            <w:r>
-              <w:rPr>
-                <w:sz w:val="20"/>
-              </w:rPr>
-              <w:t>6</w:t>
-            </w:r>
-          </w:p>
-        </w:tc>
-        <w:tc>
-          <w:tcPr>
-            <w:tcW w:w="3685" w:type="dxa"/>
-          </w:tcPr>
-          <w:p>
-            <w:r>
-              <w:rPr>
-                <w:sz w:val="20"/>
-              </w:rPr>
-              <w:t>История России</w:t>
-            </w:r>
-          </w:p>
-        </w:tc>
-        <w:tc>
-          <w:tcPr>
-            <w:tcW w:w="5272" w:type="dxa"/>
-          </w:tcPr>
-          <w:p>
-            <w:r>
-              <w:rPr>
-                <w:sz w:val="20"/>
-              </w:rPr>
-              <w:t>Знание фактов</w:t>
-            </w:r>
-          </w:p>
-        </w:tc>
-        <w:tc>
-          <w:tcPr>
-            <w:tcW w:w="1134" w:type="dxa"/>
-          </w:tcPr>
-          <w:p>
-            <w:r>
-              <w:rPr>
-                <w:sz w:val="20"/>
-              </w:rPr>
-              <w:t>Б</w:t>
-            </w:r>
-          </w:p>
-        </w:tc>
-        <w:tc>
-          <w:tcPr>
-            <w:tcW w:w="1984" w:type="dxa"/>
-          </w:tcPr>
-          <w:p>
-            <w:r>
-              <w:rPr>
-                <w:sz w:val="20"/>
-              </w:rPr>
-              <w:t>1</w:t>
-            </w:r>
-          </w:p>
-        </w:tc>
-        <w:tc>
-          <w:tcPr>
-            <w:tcW w:w="2521" w:type="dxa"/>
-          </w:tcPr>
-          <w:p>
-            <w:r>
-              <w:rPr>
-                <w:sz w:val="20"/>
-              </w:rPr>
-              <w:t>1</w:t>
-            </w:r>
-          </w:p>
-        </w:tc>
-      </w:tr>
-      <w:tr>
-        <w:tc>
-          <w:tcPr>
-            <w:tcW w:w="680" w:type="dxa"/>
-          </w:tcPr>
-          <w:p>
-            <w:r>
-              <w:rPr>
-                <w:sz w:val="20"/>
-              </w:rPr>
-              <w:t>7</w:t>
-            </w:r>
-          </w:p>
-        </w:tc>
-        <w:tc>
-          <w:tcPr>
-            <w:tcW w:w="3685" w:type="dxa"/>
-          </w:tcPr>
-          <w:p>
-            <w:r>
-              <w:rPr>
-                <w:sz w:val="20"/>
-              </w:rPr>
-              <w:t>История России</w:t>
-            </w:r>
-          </w:p>
-        </w:tc>
-        <w:tc>
-          <w:tcPr>
-            <w:tcW w:w="5272" w:type="dxa"/>
-          </w:tcPr>
-          <w:p>
-            <w:r>
-              <w:rPr>
-                <w:sz w:val="20"/>
-              </w:rPr>
-              <w:t>Знание причин и следствий</w:t>
-            </w:r>
-          </w:p>
-        </w:tc>
-        <w:tc>
-          <w:tcPr>
-            <w:tcW w:w="1134" w:type="dxa"/>
-          </w:tcPr>
-          <w:p>
-            <w:r>
-              <w:rPr>
-                <w:sz w:val="20"/>
-              </w:rPr>
-              <w:t>Б</w:t>
-            </w:r>
-          </w:p>
-        </w:tc>
-        <w:tc>
-          <w:tcPr>
-            <w:tcW w:w="1984" w:type="dxa"/>
-          </w:tcPr>
-          <w:p>
-            <w:r>
-              <w:rPr>
-                <w:sz w:val="20"/>
-              </w:rPr>
-              <w:t>1</w:t>
-            </w:r>
-          </w:p>
-        </w:tc>
-        <w:tc>
-          <w:tcPr>
-            <w:tcW w:w="2521" w:type="dxa"/>
-          </w:tcPr>
-          <w:p>
-            <w:r>
-              <w:rPr>
-                <w:sz w:val="20"/>
-              </w:rPr>
-              <w:t>1</w:t>
-            </w:r>
-          </w:p>
-        </w:tc>
-      </w:tr>
-      <w:tr>
-        <w:tc>
-          <w:tcPr>
-            <w:tcW w:w="680" w:type="dxa"/>
-          </w:tcPr>
-          <w:p>
-            <w:r>
-              <w:rPr>
-                <w:sz w:val="20"/>
-              </w:rPr>
-              <w:t>8</w:t>
-            </w:r>
-          </w:p>
-        </w:tc>
-        <w:tc>
-          <w:tcPr>
-            <w:tcW w:w="3685" w:type="dxa"/>
-          </w:tcPr>
-          <w:p>
-            <w:r>
-              <w:rPr>
-                <w:sz w:val="20"/>
-              </w:rPr>
-              <w:t>История России</w:t>
-            </w:r>
-          </w:p>
-        </w:tc>
-        <w:tc>
-          <w:tcPr>
-            <w:tcW w:w="5272" w:type="dxa"/>
-          </w:tcPr>
-          <w:p>
-            <w:r>
-              <w:rPr>
-                <w:sz w:val="20"/>
-              </w:rPr>
-              <w:t>Знание фактов истории культуры</w:t>
-            </w:r>
-          </w:p>
-        </w:tc>
-        <w:tc>
-          <w:tcPr>
-            <w:tcW w:w="1134" w:type="dxa"/>
-          </w:tcPr>
-          <w:p>
-            <w:r>
-              <w:rPr>
-                <w:sz w:val="20"/>
-              </w:rPr>
-              <w:t>Б</w:t>
-            </w:r>
-          </w:p>
-        </w:tc>
-        <w:tc>
-          <w:tcPr>
-            <w:tcW w:w="1984" w:type="dxa"/>
-          </w:tcPr>
-          <w:p>
-            <w:r>
-              <w:rPr>
-                <w:sz w:val="20"/>
-              </w:rPr>
-              <w:t>1</w:t>
-            </w:r>
-          </w:p>
-        </w:tc>
-        <w:tc>
-          <w:tcPr>
-            <w:tcW w:w="2521" w:type="dxa"/>
-          </w:tcPr>
-          <w:p>
-            <w:r>
-              <w:rPr>
-                <w:sz w:val="20"/>
-              </w:rPr>
-              <w:t>1</w:t>
-            </w:r>
-          </w:p>
-        </w:tc>
-      </w:tr>
-      <w:tr>
-        <w:tc>
-          <w:tcPr>
-            <w:tcW w:w="680" w:type="dxa"/>
-          </w:tcPr>
-          <w:p>
-            <w:r>
-              <w:rPr>
-                <w:sz w:val="20"/>
-              </w:rPr>
-              <w:t>9</w:t>
-            </w:r>
-          </w:p>
-        </w:tc>
-        <w:tc>
-          <w:tcPr>
-            <w:tcW w:w="3685" w:type="dxa"/>
-          </w:tcPr>
-          <w:p>
-            <w:r>
-              <w:rPr>
-                <w:sz w:val="20"/>
-              </w:rPr>
-              <w:t>История России</w:t>
-            </w:r>
-          </w:p>
-        </w:tc>
-        <w:tc>
-          <w:tcPr>
-            <w:tcW w:w="5272" w:type="dxa"/>
-          </w:tcPr>
-          <w:p>
-            <w:r>
-              <w:rPr>
-                <w:sz w:val="20"/>
-              </w:rPr>
-              <w:t>Знание фактов</w:t>
-            </w:r>
-          </w:p>
-        </w:tc>
-        <w:tc>
-          <w:tcPr>
-            <w:tcW w:w="1134" w:type="dxa"/>
-          </w:tcPr>
-          <w:p>
-            <w:r>
-              <w:rPr>
-                <w:sz w:val="20"/>
-              </w:rPr>
-              <w:t>Б</w:t>
-            </w:r>
-          </w:p>
-        </w:tc>
-        <w:tc>
-          <w:tcPr>
-            <w:tcW w:w="1984" w:type="dxa"/>
-          </w:tcPr>
-          <w:p>
-            <w:r>
-              <w:rPr>
-                <w:sz w:val="20"/>
-              </w:rPr>
-              <w:t>1</w:t>
-            </w:r>
-          </w:p>
-        </w:tc>
-        <w:tc>
-          <w:tcPr>
-            <w:tcW w:w="2521" w:type="dxa"/>
-          </w:tcPr>
-          <w:p>
-            <w:r>
-              <w:rPr>
-                <w:sz w:val="20"/>
-              </w:rPr>
-              <w:t>1</w:t>
-            </w:r>
-          </w:p>
-        </w:tc>
-      </w:tr>
-      <w:tr>
-        <w:tc>
-          <w:tcPr>
-            <w:tcW w:w="680" w:type="dxa"/>
-          </w:tcPr>
-          <w:p>
-            <w:r>
-              <w:rPr>
-                <w:sz w:val="20"/>
-              </w:rPr>
-              <w:t>10</w:t>
-            </w:r>
-          </w:p>
-        </w:tc>
-        <w:tc>
-          <w:tcPr>
-            <w:tcW w:w="3685" w:type="dxa"/>
-          </w:tcPr>
-          <w:p>
-            <w:r>
-              <w:rPr>
-                <w:sz w:val="20"/>
-              </w:rPr>
-              <w:t>История России</w:t>
-            </w:r>
-          </w:p>
-        </w:tc>
-        <w:tc>
-          <w:tcPr>
-            <w:tcW w:w="5272" w:type="dxa"/>
-          </w:tcPr>
-          <w:p>
-            <w:r>
-              <w:rPr>
-                <w:sz w:val="20"/>
-              </w:rPr>
-              <w:t>Знание фактов истории культуры</w:t>
-            </w:r>
-          </w:p>
-        </w:tc>
-        <w:tc>
-          <w:tcPr>
-            <w:tcW w:w="1134" w:type="dxa"/>
-          </w:tcPr>
-          <w:p>
-            <w:r>
-              <w:rPr>
-                <w:sz w:val="20"/>
-              </w:rPr>
-              <w:t>Б</w:t>
-            </w:r>
-          </w:p>
-        </w:tc>
-        <w:tc>
-          <w:tcPr>
-            <w:tcW w:w="1984" w:type="dxa"/>
-          </w:tcPr>
-          <w:p>
-            <w:r>
-              <w:rPr>
-                <w:sz w:val="20"/>
-              </w:rPr>
-              <w:t>1</w:t>
-            </w:r>
-          </w:p>
-        </w:tc>
-        <w:tc>
-          <w:tcPr>
-            <w:tcW w:w="2521" w:type="dxa"/>
-          </w:tcPr>
-          <w:p>
-            <w:r>
-              <w:rPr>
-                <w:sz w:val="20"/>
-              </w:rPr>
-              <w:t>1</w:t>
-            </w:r>
-          </w:p>
-        </w:tc>
-      </w:tr>
-      <w:tr>
-        <w:tc>
-          <w:tcPr>
-            <w:tcW w:w="680" w:type="dxa"/>
-          </w:tcPr>
-          <w:p>
-            <w:r>
-              <w:rPr>
-                <w:sz w:val="20"/>
-              </w:rPr>
-              <w:t>11</w:t>
-            </w:r>
-          </w:p>
-        </w:tc>
-        <w:tc>
-          <w:tcPr>
-            <w:tcW w:w="3685" w:type="dxa"/>
-          </w:tcPr>
-          <w:p>
-            <w:r>
-              <w:rPr>
-                <w:sz w:val="20"/>
-              </w:rPr>
-              <w:t>История России</w:t>
-            </w:r>
-          </w:p>
-        </w:tc>
-        <w:tc>
-          <w:tcPr>
-            <w:tcW w:w="5272" w:type="dxa"/>
-          </w:tcPr>
-          <w:p>
-            <w:r>
-              <w:rPr>
-                <w:sz w:val="20"/>
-              </w:rPr>
-              <w:t>Поиск информации в источнике</w:t>
-            </w:r>
-          </w:p>
-        </w:tc>
-        <w:tc>
-          <w:tcPr>
-            <w:tcW w:w="1134" w:type="dxa"/>
-          </w:tcPr>
-          <w:p>
-            <w:r>
-              <w:rPr>
-                <w:sz w:val="20"/>
-              </w:rPr>
-              <w:t>Б</w:t>
-            </w:r>
-          </w:p>
-        </w:tc>
-        <w:tc>
-          <w:tcPr>
-            <w:tcW w:w="1984" w:type="dxa"/>
-          </w:tcPr>
-          <w:p>
-            <w:r>
-              <w:rPr>
-                <w:sz w:val="20"/>
-              </w:rPr>
-              <w:t>1</w:t>
-            </w:r>
-          </w:p>
-        </w:tc>
-        <w:tc>
-          <w:tcPr>
-            <w:tcW w:w="2521" w:type="dxa"/>
-          </w:tcPr>
-          <w:p>
-            <w:r>
-              <w:rPr>
-                <w:sz w:val="20"/>
-              </w:rPr>
-              <w:t>1</w:t>
-            </w:r>
-          </w:p>
-        </w:tc>
-      </w:tr>
-      <w:tr>
-        <w:tc>
-          <w:tcPr>
-            <w:tcW w:w="680" w:type="dxa"/>
-          </w:tcPr>
-          <w:p>
-            <w:r>
-              <w:rPr>
-                <w:sz w:val="20"/>
-              </w:rPr>
-              <w:t>12</w:t>
-            </w:r>
-          </w:p>
-        </w:tc>
-        <w:tc>
-          <w:tcPr>
-            <w:tcW w:w="3685" w:type="dxa"/>
-          </w:tcPr>
-          <w:p>
-            <w:r>
-              <w:rPr>
-                <w:sz w:val="20"/>
-              </w:rPr>
-              <w:t>История России</w:t>
-            </w:r>
-          </w:p>
-        </w:tc>
-        <w:tc>
-          <w:tcPr>
-            <w:tcW w:w="5272" w:type="dxa"/>
-          </w:tcPr>
-          <w:p>
-            <w:r>
-              <w:rPr>
-                <w:sz w:val="20"/>
-              </w:rPr>
-              <w:t>Знание фактов истории</w:t>
-            </w:r>
-          </w:p>
-        </w:tc>
-        <w:tc>
-          <w:tcPr>
-            <w:tcW w:w="1134" w:type="dxa"/>
-          </w:tcPr>
-          <w:p>
-            <w:r>
-              <w:rPr>
-                <w:sz w:val="20"/>
-              </w:rPr>
-              <w:t>Б</w:t>
-            </w:r>
-          </w:p>
-        </w:tc>
-        <w:tc>
-          <w:tcPr>
-            <w:tcW w:w="1984" w:type="dxa"/>
-          </w:tcPr>
-          <w:p>
-            <w:r>
-              <w:rPr>
-                <w:sz w:val="20"/>
-              </w:rPr>
-              <w:t>1</w:t>
-            </w:r>
-          </w:p>
-        </w:tc>
-        <w:tc>
-          <w:tcPr>
-            <w:tcW w:w="2521" w:type="dxa"/>
-          </w:tcPr>
-          <w:p>
-            <w:r>
-              <w:rPr>
-                <w:sz w:val="20"/>
-              </w:rPr>
-              <w:t>1</w:t>
-            </w:r>
-          </w:p>
-        </w:tc>
-      </w:tr>
-      <w:tr>
-        <w:tc>
-          <w:tcPr>
-            <w:tcW w:w="680" w:type="dxa"/>
-          </w:tcPr>
-          <w:p>
-            <w:r>
-              <w:rPr>
-                <w:sz w:val="20"/>
-              </w:rPr>
-              <w:t>13</w:t>
-            </w:r>
-          </w:p>
-        </w:tc>
-        <w:tc>
-          <w:tcPr>
-            <w:tcW w:w="3685" w:type="dxa"/>
-          </w:tcPr>
-          <w:p>
-            <w:r>
-              <w:rPr>
-                <w:sz w:val="20"/>
-              </w:rPr>
-              <w:t>История России</w:t>
-            </w:r>
-          </w:p>
-        </w:tc>
-        <w:tc>
-          <w:tcPr>
-            <w:tcW w:w="5272" w:type="dxa"/>
-          </w:tcPr>
-          <w:p>
-            <w:pPr>
-              <w:rPr>
-                <w:lang w:val="ru-RU"/>
-              </w:rPr>
-            </w:pPr>
-            <w:r>
-              <w:rPr>
-                <w:sz w:val="20"/>
-                <w:lang w:val="ru-RU"/>
-              </w:rPr>
-              <w:t>Установление последовательности событий, явлений, процессов</w:t>
-            </w:r>
-          </w:p>
-        </w:tc>
-        <w:tc>
-          <w:tcPr>
-            <w:tcW w:w="1134" w:type="dxa"/>
-          </w:tcPr>
-          <w:p>
-            <w:r>
-              <w:rPr>
-                <w:sz w:val="20"/>
-              </w:rPr>
-              <w:t>П</w:t>
-            </w:r>
-          </w:p>
-        </w:tc>
-        <w:tc>
-          <w:tcPr>
-            <w:tcW w:w="1984" w:type="dxa"/>
-          </w:tcPr>
-          <w:p>
-            <w:r>
-              <w:rPr>
-                <w:sz w:val="20"/>
-              </w:rPr>
-              <w:t>2–3</w:t>
-            </w:r>
-          </w:p>
-        </w:tc>
-        <w:tc>
-          <w:tcPr>
-            <w:tcW w:w="2521" w:type="dxa"/>
-          </w:tcPr>
-          <w:p>
-            <w:r>
-              <w:rPr>
-                <w:sz w:val="20"/>
-              </w:rPr>
-              <w:t>1</w:t>
-            </w:r>
-          </w:p>
-        </w:tc>
-      </w:tr>
-      <w:tr>
-        <w:tc>
-          <w:tcPr>
-            <w:tcW w:w="680" w:type="dxa"/>
-          </w:tcPr>
-          <w:p>
-            <w:r>
-              <w:rPr>
-                <w:sz w:val="20"/>
-              </w:rPr>
-              <w:t>14</w:t>
-            </w:r>
-          </w:p>
-        </w:tc>
-        <w:tc>
-          <w:tcPr>
-            <w:tcW w:w="3685" w:type="dxa"/>
-          </w:tcPr>
-          <w:p>
-            <w:r>
-              <w:rPr>
-                <w:sz w:val="20"/>
-              </w:rPr>
-              <w:t>История России</w:t>
-            </w:r>
-          </w:p>
-        </w:tc>
-        <w:tc>
-          <w:tcPr>
-            <w:tcW w:w="5272" w:type="dxa"/>
-          </w:tcPr>
-          <w:p>
-            <w:pPr>
-              <w:rPr>
-                <w:lang w:val="ru-RU"/>
-              </w:rPr>
-            </w:pPr>
-            <w:r>
-              <w:rPr>
-                <w:sz w:val="20"/>
-                <w:lang w:val="ru-RU"/>
-              </w:rPr>
-              <w:t>Систематизация фактов, понятий (множественный выбор)</w:t>
-            </w:r>
-          </w:p>
-        </w:tc>
-        <w:tc>
-          <w:tcPr>
-            <w:tcW w:w="1134" w:type="dxa"/>
-          </w:tcPr>
-          <w:p>
-            <w:r>
-              <w:rPr>
-                <w:sz w:val="20"/>
-              </w:rPr>
-              <w:t>П</w:t>
-            </w:r>
-          </w:p>
-        </w:tc>
-        <w:tc>
-          <w:tcPr>
-            <w:tcW w:w="1984" w:type="dxa"/>
-          </w:tcPr>
-          <w:p>
-            <w:r>
-              <w:rPr>
-                <w:sz w:val="20"/>
-              </w:rPr>
-              <w:t>2–3</w:t>
-            </w:r>
-          </w:p>
-        </w:tc>
-        <w:tc>
-          <w:tcPr>
-            <w:tcW w:w="2521" w:type="dxa"/>
-          </w:tcPr>
-          <w:p>
-            <w:r>
-              <w:rPr>
-                <w:sz w:val="20"/>
-              </w:rPr>
-              <w:t>1</w:t>
-            </w:r>
-          </w:p>
-        </w:tc>
-      </w:tr>
-      <w:tr>
-        <w:tc>
-          <w:tcPr>
-            <w:tcW w:w="680" w:type="dxa"/>
-          </w:tcPr>
-          <w:p>
-            <w:r>
-              <w:rPr>
-                <w:sz w:val="20"/>
-              </w:rPr>
-              <w:t>15</w:t>
-            </w:r>
-          </w:p>
-        </w:tc>
-        <w:tc>
-          <w:tcPr>
-            <w:tcW w:w="3685" w:type="dxa"/>
-          </w:tcPr>
-          <w:p>
-            <w:r>
-              <w:rPr>
-                <w:sz w:val="20"/>
-              </w:rPr>
-              <w:t>История России</w:t>
-            </w:r>
-          </w:p>
-        </w:tc>
-        <w:tc>
-          <w:tcPr>
-            <w:tcW w:w="5272" w:type="dxa"/>
-          </w:tcPr>
-          <w:p>
-            <w:r>
-              <w:rPr>
-                <w:sz w:val="20"/>
-              </w:rPr>
-              <w:t>Работа с иллюстрацией</w:t>
-            </w:r>
-          </w:p>
-        </w:tc>
-        <w:tc>
-          <w:tcPr>
-            <w:tcW w:w="1134" w:type="dxa"/>
-          </w:tcPr>
-          <w:p>
-            <w:r>
-              <w:rPr>
-                <w:sz w:val="20"/>
-              </w:rPr>
-              <w:t>П</w:t>
-            </w:r>
-          </w:p>
-        </w:tc>
-        <w:tc>
-          <w:tcPr>
-            <w:tcW w:w="1984" w:type="dxa"/>
-          </w:tcPr>
-          <w:p>
-            <w:r>
-              <w:rPr>
-                <w:sz w:val="20"/>
-              </w:rPr>
-              <w:t>2–3</w:t>
-            </w:r>
-          </w:p>
-        </w:tc>
-        <w:tc>
-          <w:tcPr>
-            <w:tcW w:w="2521" w:type="dxa"/>
-          </w:tcPr>
-          <w:p>
-            <w:r>
-              <w:rPr>
-                <w:sz w:val="20"/>
-              </w:rPr>
-              <w:t>1 (в таблице), 2 (в тексте)</w:t>
-            </w:r>
-          </w:p>
-        </w:tc>
-      </w:tr>
-      <w:tr>
-        <w:tc>
-          <w:tcPr>
-            <w:tcW w:w="680" w:type="dxa"/>
-          </w:tcPr>
-          <w:p>
-            <w:r>
-              <w:rPr>
-                <w:sz w:val="20"/>
-              </w:rPr>
-              <w:t>16</w:t>
-            </w:r>
-          </w:p>
-        </w:tc>
-        <w:tc>
-          <w:tcPr>
-            <w:tcW w:w="3685" w:type="dxa"/>
-          </w:tcPr>
-          <w:p>
-            <w:r>
-              <w:rPr>
-                <w:sz w:val="20"/>
-              </w:rPr>
-              <w:t>История России</w:t>
-            </w:r>
-          </w:p>
-        </w:tc>
-        <w:tc>
-          <w:tcPr>
-            <w:tcW w:w="5272" w:type="dxa"/>
-          </w:tcPr>
-          <w:p>
-            <w:r>
-              <w:rPr>
-                <w:sz w:val="20"/>
-              </w:rPr>
-              <w:t>Работа с иллюстрацией</w:t>
-            </w:r>
-          </w:p>
-        </w:tc>
-        <w:tc>
-          <w:tcPr>
-            <w:tcW w:w="1134" w:type="dxa"/>
-          </w:tcPr>
-          <w:p>
-            <w:r>
-              <w:rPr>
-                <w:sz w:val="20"/>
-              </w:rPr>
-              <w:t>П</w:t>
-            </w:r>
-          </w:p>
-        </w:tc>
-        <w:tc>
-          <w:tcPr>
-            <w:tcW w:w="1984" w:type="dxa"/>
-          </w:tcPr>
-          <w:p>
-            <w:r>
-              <w:rPr>
-                <w:sz w:val="20"/>
-              </w:rPr>
-              <w:t>2–3</w:t>
-            </w:r>
-          </w:p>
-        </w:tc>
-        <w:tc>
-          <w:tcPr>
-            <w:tcW w:w="2521" w:type="dxa"/>
-          </w:tcPr>
-          <w:p>
-            <w:r>
-              <w:rPr>
-                <w:sz w:val="20"/>
-              </w:rPr>
-              <w:t>1 (в таблице), 2 (в тексте)</w:t>
-            </w:r>
-          </w:p>
-        </w:tc>
-      </w:tr>
-      <w:tr>
-        <w:tc>
-          <w:tcPr>
-            <w:tcW w:w="680" w:type="dxa"/>
-          </w:tcPr>
-          <w:p>
-            <w:r>
-              <w:rPr>
-                <w:sz w:val="20"/>
-              </w:rPr>
-              <w:t>17</w:t>
-            </w:r>
-          </w:p>
-        </w:tc>
-        <w:tc>
-          <w:tcPr>
-            <w:tcW w:w="3685" w:type="dxa"/>
-          </w:tcPr>
-          <w:p>
-            <w:r>
-              <w:rPr>
-                <w:sz w:val="20"/>
-              </w:rPr>
-              <w:t>История России</w:t>
-            </w:r>
-          </w:p>
-        </w:tc>
-        <w:tc>
-          <w:tcPr>
-            <w:tcW w:w="5272" w:type="dxa"/>
-          </w:tcPr>
-          <w:p>
-            <w:r>
-              <w:rPr>
-                <w:sz w:val="20"/>
-              </w:rPr>
-              <w:t>Систематизация исторической информации</w:t>
-            </w:r>
-          </w:p>
-        </w:tc>
-        <w:tc>
-          <w:tcPr>
-            <w:tcW w:w="1134" w:type="dxa"/>
-          </w:tcPr>
-          <w:p>
-            <w:r>
-              <w:rPr>
-                <w:sz w:val="20"/>
-              </w:rPr>
-              <w:t>П</w:t>
-            </w:r>
-          </w:p>
-        </w:tc>
-        <w:tc>
-          <w:tcPr>
-            <w:tcW w:w="1984" w:type="dxa"/>
-          </w:tcPr>
-          <w:p>
-            <w:r>
-              <w:rPr>
-                <w:sz w:val="20"/>
-              </w:rPr>
-              <w:t>3–5</w:t>
-            </w:r>
-          </w:p>
-        </w:tc>
-        <w:tc>
-          <w:tcPr>
-            <w:tcW w:w="2521" w:type="dxa"/>
-          </w:tcPr>
-          <w:p>
-            <w:r>
-              <w:rPr>
-                <w:sz w:val="20"/>
-              </w:rPr>
-              <w:t>1</w:t>
-            </w:r>
-          </w:p>
-        </w:tc>
-      </w:tr>
-      <w:tr>
-        <w:tc>
-          <w:tcPr>
-            <w:tcW w:w="680" w:type="dxa"/>
-          </w:tcPr>
-          <w:p>
-            <w:r>
-              <w:rPr>
-                <w:sz w:val="20"/>
-              </w:rPr>
-              <w:t>18</w:t>
-            </w:r>
-          </w:p>
-        </w:tc>
-        <w:tc>
-          <w:tcPr>
-            <w:tcW w:w="3685" w:type="dxa"/>
-          </w:tcPr>
-          <w:p>
-            <w:r>
-              <w:rPr>
-                <w:sz w:val="20"/>
-              </w:rPr>
-              <w:t>История России</w:t>
-            </w:r>
-          </w:p>
-        </w:tc>
-        <w:tc>
-          <w:tcPr>
-            <w:tcW w:w="5272" w:type="dxa"/>
-          </w:tcPr>
-          <w:p>
-            <w:pPr>
-              <w:rPr>
-                <w:lang w:val="ru-RU"/>
-              </w:rPr>
-            </w:pPr>
-            <w:r>
-              <w:rPr>
-                <w:sz w:val="20"/>
-                <w:lang w:val="ru-RU"/>
-              </w:rPr>
-              <w:t>Систематизация исторической информации по истории культуры</w:t>
-            </w:r>
-          </w:p>
-        </w:tc>
-        <w:tc>
-          <w:tcPr>
-            <w:tcW w:w="1134" w:type="dxa"/>
-          </w:tcPr>
-          <w:p>
-            <w:r>
-              <w:rPr>
-                <w:sz w:val="20"/>
-              </w:rPr>
-              <w:t>П</w:t>
-            </w:r>
-          </w:p>
-        </w:tc>
-        <w:tc>
-          <w:tcPr>
-            <w:tcW w:w="1984" w:type="dxa"/>
-          </w:tcPr>
-          <w:p>
-            <w:r>
-              <w:rPr>
-                <w:sz w:val="20"/>
-              </w:rPr>
-              <w:t>2–3</w:t>
-            </w:r>
-          </w:p>
-        </w:tc>
-        <w:tc>
-          <w:tcPr>
-            <w:tcW w:w="2521" w:type="dxa"/>
-          </w:tcPr>
-          <w:p>
-            <w:r>
-              <w:rPr>
-                <w:sz w:val="20"/>
-              </w:rPr>
-              <w:t>1</w:t>
-            </w:r>
-          </w:p>
-        </w:tc>
-      </w:tr>
-      <w:tr>
-        <w:tc>
-          <w:tcPr>
-            <w:tcW w:w="680" w:type="dxa"/>
-          </w:tcPr>
-          <w:p>
-            <w:r>
-              <w:rPr>
-                <w:sz w:val="20"/>
-              </w:rPr>
-              <w:t>19</w:t>
-            </w:r>
-          </w:p>
-        </w:tc>
-        <w:tc>
-          <w:tcPr>
-            <w:tcW w:w="3685" w:type="dxa"/>
-          </w:tcPr>
-          <w:p>
-            <w:r>
-              <w:rPr>
-                <w:sz w:val="20"/>
-              </w:rPr>
-              <w:t>История России</w:t>
-            </w:r>
-          </w:p>
-        </w:tc>
-        <w:tc>
-          <w:tcPr>
-            <w:tcW w:w="5272" w:type="dxa"/>
-          </w:tcPr>
-          <w:p>
-            <w:pPr>
-              <w:rPr>
-                <w:lang w:val="ru-RU"/>
-              </w:rPr>
-            </w:pPr>
-            <w:r>
-              <w:rPr>
-                <w:sz w:val="20"/>
-                <w:lang w:val="ru-RU"/>
-              </w:rPr>
-              <w:t>Составление исторического текста на основе опорных слов</w:t>
-            </w:r>
-          </w:p>
-        </w:tc>
-        <w:tc>
-          <w:tcPr>
-            <w:tcW w:w="1134" w:type="dxa"/>
-          </w:tcPr>
-          <w:p>
-            <w:r>
-              <w:rPr>
-                <w:sz w:val="20"/>
-              </w:rPr>
-              <w:t>В</w:t>
-            </w:r>
-          </w:p>
-        </w:tc>
-        <w:tc>
-          <w:tcPr>
-            <w:tcW w:w="1984" w:type="dxa"/>
-          </w:tcPr>
-          <w:p>
-            <w:r>
-              <w:rPr>
-                <w:sz w:val="20"/>
-              </w:rPr>
-              <w:t>20–25</w:t>
-            </w:r>
-          </w:p>
-        </w:tc>
-        <w:tc>
-          <w:tcPr>
-            <w:tcW w:w="2521" w:type="dxa"/>
-          </w:tcPr>
-          <w:p>
-            <w:r>
-              <w:rPr>
-                <w:sz w:val="20"/>
-              </w:rPr>
-              <w:t>7</w:t>
-            </w:r>
-          </w:p>
-        </w:tc>
-      </w:tr>
-    </w:tbl>
     <w:p>
       <w:pPr>
         <w:spacing w:after="80"/>
@@ -3518,7 +1726,7 @@
               <w:rPr>
                 <w:sz w:val="20"/>
               </w:rPr>
-              <w:t>23</w:t>
+              <w:t>Не известен</w:t>
             </w:r>
           </w:p>
         </w:tc>
@@ -3533,6 +1741,47 @@
               <w:rPr>
                 <w:sz w:val="20"/>
               </w:rPr>
+              <w:t>Критерии оценивания</w:t>
+            </w:r>
+          </w:p>
+        </w:tc>
+        <w:tc>
+          <w:tcPr>
+            <w:tcW w:w="5269" w:type="dxa"/>
+          </w:tcPr>
+          <w:p>
+            <w:r>
+              <w:rPr>
+                <w:sz w:val="20"/>
+              </w:rPr>
+              <w:t>Есть</w:t>
+            </w:r>
+          </w:p>
+        </w:tc>
+        <w:tc>
+          <w:tcPr>
+            <w:tcW w:w="5246" w:type="dxa"/>
+          </w:tcPr>
+          <w:p>
+            <w:r>
+              <w:rPr>
+                <w:sz w:val="20"/>
+              </w:rPr>
+              <w:t>Есть</w:t>
+            </w:r>
+          </w:p>
+        </w:tc>
+      </w:tr>
+      <w:tr>
+        <w:tc>
+          <w:tcPr>
+            <w:tcW w:w="4499" w:type="dxa"/>
+          </w:tcPr>
+          <w:p>
+            <w:r>
+              <w:rPr>
+                <w:sz w:val="20"/>
+              </w:rPr>
               <w:t>Тайминг по заданиям</w:t>
             </w:r>
           </w:p>
@@ -3564,251 +1813,89 @@
           </w:p>
         </w:tc>
       </w:tr>
+      <w:tr>
+        <w:tc>
+          <w:tcPr>
+            <w:tcW w:w="4499" w:type="dxa"/>
+          </w:tcPr>
+          <w:p>
+            <w:r>
+              <w:rPr>
+                <w:sz w:val="20"/>
+              </w:rPr>
+              <w:t>Задание высокого уровня сложности (развёрнутый ответ, 20–25 минут)</w:t>
+            </w:r>
+          </w:p>
+        </w:tc>
+        <w:tc>
+          <w:tcPr>
+            <w:tcW w:w="5269" w:type="dxa"/>
+          </w:tcPr>
+          <w:p>
+            <w:r>
+              <w:rPr>
+                <w:sz w:val="20"/>
+              </w:rPr>
+              <w:t>Есть</w:t>
+            </w:r>
+          </w:p>
+        </w:tc>
+        <w:tc>
+          <w:tcPr>
+            <w:tcW w:w="5246" w:type="dxa"/>
+          </w:tcPr>
+          <w:p>
+            <w:r>
+              <w:rPr>
+                <w:sz w:val="20"/>
+              </w:rPr>
+              <w:t>Нет</w:t>
+            </w:r>
+          </w:p>
+        </w:tc>
+      </w:tr>
+      <w:tr>
+        <w:tc>
+          <w:tcPr>
+            <w:tcW w:w="4499" w:type="dxa"/>
+          </w:tcPr>
+          <w:p>
+            <w:r>
+              <w:rPr>
+                <w:sz w:val="20"/>
+              </w:rPr>
+              <w:t>Задания с изображениями</w:t>
+            </w:r>
+          </w:p>
+        </w:tc>
+        <w:tc>
+          <w:tcPr>
+            <w:tcW w:w="5269" w:type="dxa"/>
+          </w:tcPr>
+          <w:p>
+            <w:r>
+              <w:rPr>
+                <w:sz w:val="20"/>
+              </w:rPr>
+              <w:t>Есть</w:t>
+            </w:r>
+          </w:p>
+        </w:tc>
+        <w:tc>
+          <w:tcPr>
+            <w:tcW w:w="5246" w:type="dxa"/>
+          </w:tcPr>
+          <w:p>
+            <w:r>
+              <w:rPr>
+                <w:sz w:val="20"/>
+              </w:rPr>
+              <w:t>Нет</w:t>
+            </w:r>
+          </w:p>
+        </w:tc>
+      </w:tr>
     </w:tbl>
-    <w:p>
-      <w:pPr>
-        <w:spacing w:before="100" w:beforeAutospacing="1" w:after="100" w:afterAutospacing="1" w:line="240" w:lineRule="auto"/>
-        <w:rPr>
-          <w:rFonts w:cs="Times New Roman"/>
-          <w:i/>
-          <w:iCs/>
-          <w:sz w:val="24"/>
-          <w:szCs w:val="24"/>
-          <w:lang w:val="ru-RU" w:eastAsia="ru-RU"/>
-        </w:rPr>
-      </w:pPr>
-      <w:r>
-        <w:rPr>
-          <w:rFonts w:cs="Times New Roman"/>
-          <w:i/>
-          <w:iCs/>
-          <w:sz w:val="24"/>
-          <w:szCs w:val="24"/>
-          <w:lang w:val="ru-RU" w:eastAsia="ru-RU"/>
-        </w:rPr>
-        <w:t>Результат проверки 13.10.2026</w:t>
-      </w:r>
-    </w:p>
-    <w:p>
-      <w:pPr>
-        <w:spacing w:before="100" w:beforeAutospacing="1" w:after="100" w:afterAutospacing="1" w:line="240" w:lineRule="auto"/>
-        <w:rPr>
-          <w:rFonts w:cs="Times New Roman"/>
-          <w:sz w:val="24"/>
-          <w:szCs w:val="24"/>
-          <w:lang w:val="ru-RU" w:eastAsia="ru-RU"/>
-        </w:rPr>
-      </w:pPr>
-      <w:r>
-        <w:rPr>
-          <w:rFonts w:cs="Times New Roman"/>
-          <w:i/>
-          <w:iCs/>
-          <w:sz w:val="24"/>
-          <w:szCs w:val="24"/>
-          <w:lang w:val="ru-RU" w:eastAsia="ru-RU"/>
-        </w:rPr>
-        <w:t>Данная</w:t>
-      </w:r>
-      <w:r>
-        <w:rPr>
-          <w:rFonts w:cs="Times New Roman"/>
-          <w:i/>
-          <w:iCs/>
-          <w:sz w:val="24"/>
-          <w:szCs w:val="24"/>
-          <w:lang w:val="ru-RU" w:eastAsia="ru-RU"/>
-        </w:rPr>
-        <w:t xml:space="preserve"> спецификация — это скачанный из сети </w:t>
-      </w:r>
-      <w:r>
-        <w:rPr>
-          <w:rFonts w:cs="Times New Roman"/>
-          <w:i/>
-          <w:iCs/>
-          <w:sz w:val="24"/>
-          <w:szCs w:val="24"/>
-          <w:lang w:val="ru-RU" w:eastAsia="ru-RU"/>
-        </w:rPr>
-        <w:t>текст спецификации для проведения и</w:t>
-      </w:r>
-      <w:r>
-        <w:rPr>
-          <w:rFonts w:cs="Times New Roman"/>
-          <w:i/>
-          <w:iCs/>
-          <w:sz w:val="24"/>
-          <w:szCs w:val="24"/>
-          <w:lang w:val="ru-RU" w:eastAsia="ru-RU"/>
-        </w:rPr>
-        <w:t>тогов</w:t>
-      </w:r>
-      <w:r>
-        <w:rPr>
-          <w:rFonts w:cs="Times New Roman"/>
-          <w:i/>
-          <w:iCs/>
-          <w:sz w:val="24"/>
-          <w:szCs w:val="24"/>
-          <w:lang w:val="ru-RU" w:eastAsia="ru-RU"/>
-        </w:rPr>
-        <w:t>ой</w:t>
-      </w:r>
-      <w:r>
-        <w:rPr>
-          <w:rFonts w:cs="Times New Roman"/>
-          <w:i/>
-          <w:iCs/>
-          <w:sz w:val="24"/>
-          <w:szCs w:val="24"/>
-          <w:lang w:val="ru-RU" w:eastAsia="ru-RU"/>
-        </w:rPr>
-        <w:t xml:space="preserve"> диагностическ</w:t>
-      </w:r>
-      <w:r>
-        <w:rPr>
-          <w:rFonts w:cs="Times New Roman"/>
-          <w:i/>
-          <w:iCs/>
-          <w:sz w:val="24"/>
-          <w:szCs w:val="24"/>
-          <w:lang w:val="ru-RU" w:eastAsia="ru-RU"/>
-        </w:rPr>
-        <w:t>ой</w:t>
-      </w:r>
-      <w:r>
-        <w:rPr>
-          <w:rFonts w:cs="Times New Roman"/>
-          <w:i/>
-          <w:iCs/>
-          <w:sz w:val="24"/>
-          <w:szCs w:val="24"/>
-          <w:lang w:val="ru-RU" w:eastAsia="ru-RU"/>
-        </w:rPr>
-        <w:t xml:space="preserve"> работ</w:t>
-      </w:r>
-      <w:r>
-        <w:rPr>
-          <w:rFonts w:cs="Times New Roman"/>
-          <w:i/>
-          <w:iCs/>
-          <w:sz w:val="24"/>
-          <w:szCs w:val="24"/>
-          <w:lang w:val="ru-RU" w:eastAsia="ru-RU"/>
-        </w:rPr>
-        <w:t>ы по истории за 7 класс</w:t>
-      </w:r>
-      <w:r>
-        <w:rPr>
-          <w:rFonts w:cs="Times New Roman"/>
-          <w:i/>
-          <w:iCs/>
-          <w:sz w:val="24"/>
-          <w:szCs w:val="24"/>
-          <w:lang w:val="ru-RU" w:eastAsia="ru-RU"/>
-        </w:rPr>
-        <w:t>.</w:t>
-      </w:r>
-      <w:r>
-        <w:rPr>
-          <w:rFonts w:cs="Times New Roman"/>
-          <w:i/>
-          <w:iCs/>
-          <w:sz w:val="24"/>
-          <w:szCs w:val="24"/>
-          <w:lang w:val="ru-RU" w:eastAsia="ru-RU"/>
-        </w:rPr>
-        <w:t xml:space="preserve"> Документ </w:t>
-      </w:r>
-      <w:r>
-        <w:rPr>
-          <w:rFonts w:cs="Times New Roman"/>
-          <w:i/>
-          <w:iCs/>
-          <w:sz w:val="24"/>
-          <w:szCs w:val="24"/>
-          <w:lang w:val="ru-RU" w:eastAsia="ru-RU"/>
-        </w:rPr>
-        <w:t xml:space="preserve">не готов к применению как инструмент оценивания так как в нем в нём присутствуют внутренние расхождения, </w:t>
-      </w:r>
-      <w:r>
-        <w:rPr>
-          <w:rFonts w:cs="Times New Roman"/>
-          <w:i/>
-          <w:iCs/>
-          <w:sz w:val="24"/>
-          <w:szCs w:val="24"/>
-          <w:lang w:val="ru-RU" w:eastAsia="ru-RU"/>
-        </w:rPr>
-        <w:t xml:space="preserve">отсутствуют </w:t>
-      </w:r>
-      <w:r>
-        <w:rPr>
-          <w:rFonts w:cs="Times New Roman"/>
-          <w:i/>
-          <w:iCs/>
-          <w:sz w:val="24"/>
-          <w:szCs w:val="24"/>
-          <w:lang w:val="ru-RU" w:eastAsia="ru-RU"/>
-        </w:rPr>
-        <w:t>шкала перевода баллов в отметку</w:t>
-      </w:r>
-      <w:r>
-        <w:rPr>
-          <w:rFonts w:cs="Times New Roman"/>
-          <w:i/>
-          <w:iCs/>
-          <w:sz w:val="24"/>
-          <w:szCs w:val="24"/>
-          <w:lang w:val="ru-RU" w:eastAsia="ru-RU"/>
-        </w:rPr>
-        <w:t xml:space="preserve">, </w:t>
-      </w:r>
-      <w:r>
-        <w:rPr>
-          <w:rFonts w:cs="Times New Roman"/>
-          <w:i/>
-          <w:iCs/>
-          <w:sz w:val="24"/>
-          <w:szCs w:val="24"/>
-          <w:lang w:val="ru-RU" w:eastAsia="ru-RU"/>
-        </w:rPr>
-        <w:t>а продолжительность теста в це</w:t>
-      </w:r>
-      <w:r>
-        <w:rPr>
-          <w:rFonts w:cs="Times New Roman"/>
-          <w:i/>
-          <w:iCs/>
-          <w:sz w:val="24"/>
-          <w:szCs w:val="24"/>
-          <w:lang w:val="ru-RU" w:eastAsia="ru-RU"/>
-        </w:rPr>
-        <w:t>ло</w:t>
-      </w:r>
-      <w:r>
-        <w:rPr>
-          <w:rFonts w:cs="Times New Roman"/>
-          <w:i/>
-          <w:iCs/>
-          <w:sz w:val="24"/>
-          <w:szCs w:val="24"/>
-          <w:lang w:val="ru-RU" w:eastAsia="ru-RU"/>
-        </w:rPr>
-        <w:t>м не адаптирована под продолжительность урока Школы.</w:t>
-      </w:r>
-      <w:r>
-        <w:rPr>
-          <w:rFonts w:cs="Times New Roman"/>
-          <w:i/>
-          <w:iCs/>
-          <w:sz w:val="24"/>
-          <w:szCs w:val="24"/>
-          <w:lang w:val="ru-RU" w:eastAsia="ru-RU"/>
-        </w:rPr>
-        <w:t xml:space="preserve"> Не соответствует проведенной проверочной работе от 21.09.2026 г</w:t>
-      </w:r>
-    </w:p>
     <w:sectPr>
       <w:headerReference w:type="default" r:id="rId8"/>
       <w:footerReference w:type="default" r:id="rId9"/>
